--- a/downloads/student/ai-2-week-11.docx
+++ b/downloads/student/ai-2-week-11.docx
@@ -2099,6 +2099,16 @@
     <w:p>
       <w:r>
         <w:t>One validation book and one test book provide very limited diversity even though no groups overlap.</w:t>
+      </w:r>
+    </w:p>
+    <w:p>
+      <w:r>
+        <w:t>Read the labelled picture: How many distinct books are in each repaired role, and why report that as well as scan counts?</w:t>
+      </w:r>
+    </w:p>
+    <w:p>
+      <w:r>
+        <w:t>Change one thing: Give A2 a new filename without changing the book it depicts. Predict the result before checking the explanation. What remains the same?</w:t>
       </w:r>
     </w:p>
     <w:p>
@@ -4116,6 +4126,187 @@
     <w:p>
       <w:r>
         <w:t>Attempt the independent case before hints. Record whether you worked alone, used a hint or followed a model. After feedback, fix the first unsupported step and explain why it changed. A later check uses a changed case, not a copied answer.</w:t>
+      </w:r>
+    </w:p>
+    <w:p>
+      <w:pPr>
+        <w:pStyle w:val="Heading1"/>
+      </w:pPr>
+      <w:r>
+        <w:t>15. Your lesson route</w:t>
+      </w:r>
+    </w:p>
+    <w:p>
+      <w:r>
+        <w:t>Start with this question: A fictional catalogue model learns from scans of book covers and will face previously unseen books.</w:t>
+      </w:r>
+    </w:p>
+    <w:tbl>
+      <w:tblPr>
+        <w:tblStyle w:val="LightShading-Accent1"/>
+        <w:tblW w:type="auto" w:w="0"/>
+        <w:tblLook w:firstColumn="1" w:firstRow="1" w:lastColumn="0" w:lastRow="0" w:noHBand="0" w:noVBand="1" w:val="04A0"/>
+      </w:tblPr>
+      <w:tblGrid>
+        <w:gridCol w:w="5112"/>
+        <w:gridCol w:w="5112"/>
+      </w:tblGrid>
+      <w:tr>
+        <w:trPr>
+          <w:tblHeader/>
+        </w:trPr>
+        <w:tc>
+          <w:tcPr>
+            <w:tcW w:type="dxa" w:w="5112"/>
+          </w:tcPr>
+          <w:p>
+            <w:r>
+              <w:t>By the end, I can</w:t>
+            </w:r>
+          </w:p>
+        </w:tc>
+        <w:tc>
+          <w:tcPr>
+            <w:tcW w:type="dxa" w:w="5112"/>
+          </w:tcPr>
+          <w:p>
+            <w:r>
+              <w:t>How I will show it</w:t>
+            </w:r>
+          </w:p>
+        </w:tc>
+      </w:tr>
+      <w:tr>
+        <w:tc>
+          <w:tcPr>
+            <w:tcW w:type="dxa" w:w="5112"/>
+          </w:tcPr>
+          <w:p>
+            <w:r>
+              <w:t>Choose a split unit that matches the intended prediction claim</w:t>
+            </w:r>
+          </w:p>
+        </w:tc>
+        <w:tc>
+          <w:tcPr>
+            <w:tcW w:type="dxa" w:w="5112"/>
+          </w:tcPr>
+          <w:p>
+            <w:r>
+              <w:t>Explain the deciding step, show a trace or test, and state one limit.</w:t>
+            </w:r>
+          </w:p>
+        </w:tc>
+      </w:tr>
+      <w:tr>
+        <w:tc>
+          <w:tcPr>
+            <w:tcW w:type="dxa" w:w="5112"/>
+          </w:tcPr>
+          <w:p>
+            <w:r>
+              <w:t>Keep related examples together and audit group overlap</w:t>
+            </w:r>
+          </w:p>
+        </w:tc>
+        <w:tc>
+          <w:tcPr>
+            <w:tcW w:type="dxa" w:w="5112"/>
+          </w:tcPr>
+          <w:p>
+            <w:r>
+              <w:t>Explain the deciding step, show a trace or test, and state one limit.</w:t>
+            </w:r>
+          </w:p>
+        </w:tc>
+      </w:tr>
+      <w:tr>
+        <w:tc>
+          <w:tcPr>
+            <w:tcW w:type="dxa" w:w="5112"/>
+          </w:tcPr>
+          <w:p>
+            <w:r>
+              <w:t>Record split roles counts and limits before model evaluation</w:t>
+            </w:r>
+          </w:p>
+        </w:tc>
+        <w:tc>
+          <w:tcPr>
+            <w:tcW w:type="dxa" w:w="5112"/>
+          </w:tcPr>
+          <w:p>
+            <w:r>
+              <w:t>Explain the deciding step, show a trace or test, and state one limit.</w:t>
+            </w:r>
+          </w:p>
+        </w:tc>
+      </w:tr>
+    </w:tbl>
+    <w:p>
+      <w:r>
+        <w:t>Remember → watch and explain → try with help → investigate → try independently → keep project evidence. Your teacher may spread this lesson across several classes.</w:t>
+      </w:r>
+    </w:p>
+    <w:p>
+      <w:r>
+        <w:t>Keep your first prediction. Compare it with what the evidence shows and explain any change.</w:t>
+      </w:r>
+    </w:p>
+    <w:p>
+      <w:pPr>
+        <w:pStyle w:val="Heading1"/>
+      </w:pPr>
+      <w:r>
+        <w:t>16. Finish and return</w:t>
+      </w:r>
+    </w:p>
+    <w:p>
+      <w:r>
+        <w:t>Close your notes. Explain this goal in your own words: Choose a split unit that matches the intended prediction claim</w:t>
+      </w:r>
+    </w:p>
+    <w:p>
+      <w:pPr>
+        <w:pStyle w:val="Heading3"/>
+      </w:pPr>
+      <w:r>
+        <w:t>My deciding step, evidence and one remaining question</w:t>
+      </w:r>
+    </w:p>
+    <w:p>
+      <w:r>
+        <w:t>________________________________________________________________</w:t>
+      </w:r>
+    </w:p>
+    <w:p>
+      <w:r>
+        <w:t>________________________________________________________________</w:t>
+      </w:r>
+    </w:p>
+    <w:p>
+      <w:r>
+        <w:t>________________________________________________________________</w:t>
+      </w:r>
+    </w:p>
+    <w:p>
+      <w:r>
+        <w:t>________________________________________________________________</w:t>
+      </w:r>
+    </w:p>
+    <w:p>
+      <w:r>
+        <w:t>________________________________________________________________</w:t>
+      </w:r>
+    </w:p>
+    <w:p>
+      <w:r>
+        <w:t>If you are unsure, return to the worked picture and explain one arrow. If you are ready, change an input or assumption and justify your prediction.</w:t>
+      </w:r>
+    </w:p>
+    <w:p>
+      <w:r>
+        <w:t>Save your workbook evidence. At the next review, try a different case before opening your old answer.</w:t>
       </w:r>
     </w:p>
     <w:sectPr>

--- a/downloads/student/ai-2-week-11.docx
+++ b/downloads/student/ai-2-week-11.docx
@@ -4307,6 +4307,220 @@
     <w:p>
       <w:r>
         <w:t>Save your workbook evidence. At the next review, try a different case before opening your old answer.</w:t>
+      </w:r>
+    </w:p>
+    <w:p>
+      <w:pPr>
+        <w:pStyle w:val="Heading1"/>
+      </w:pPr>
+      <w:r>
+        <w:t>17. Supported practice, repair and portfolio</w:t>
+      </w:r>
+    </w:p>
+    <w:p>
+      <w:r>
+        <w:t>Use this supported practice once, in the browser or on paper. Keep the reserved independent assessment for a separate first attempt before teacher feedback.</w:t>
+      </w:r>
+    </w:p>
+    <w:p>
+      <w:r>
+        <w:t>A fictional catalogue model learns from scans of book covers and will face previously unseen books.</w:t>
+      </w:r>
+    </w:p>
+    <w:p>
+      <w:pPr>
+        <w:pStyle w:val="Heading3"/>
+      </w:pPr>
+      <w:r>
+        <w:t>Practice 1: explain the deciding evidence</w:t>
+      </w:r>
+    </w:p>
+    <w:p>
+      <w:r>
+        <w:t>Which labelled step matches this detail? Keep every scan from one book in exactly one role before fitting.</w:t>
+      </w:r>
+    </w:p>
+    <w:p>
+      <w:r>
+        <w:t>1. Group repair</w:t>
+      </w:r>
+    </w:p>
+    <w:p>
+      <w:r>
+        <w:t>2. Choose unit</w:t>
+      </w:r>
+    </w:p>
+    <w:p>
+      <w:r>
+        <w:t>3. Find leakage</w:t>
+      </w:r>
+    </w:p>
+    <w:p>
+      <w:r>
+        <w:t>4. Freeze assignment</w:t>
+      </w:r>
+    </w:p>
+    <w:p>
+      <w:pPr>
+        <w:pStyle w:val="Heading3"/>
+      </w:pPr>
+      <w:r>
+        <w:t>My selected conclusion, deciding fact and explanation</w:t>
+      </w:r>
+    </w:p>
+    <w:p>
+      <w:r>
+        <w:t>________________________________________________________________</w:t>
+      </w:r>
+    </w:p>
+    <w:p>
+      <w:r>
+        <w:t>________________________________________________________________</w:t>
+      </w:r>
+    </w:p>
+    <w:p>
+      <w:r>
+        <w:t>________________________________________________________________</w:t>
+      </w:r>
+    </w:p>
+    <w:p>
+      <w:r>
+        <w:t>________________________________________________________________</w:t>
+      </w:r>
+    </w:p>
+    <w:p>
+      <w:r>
+        <w:t>________________________________________________________________</w:t>
+      </w:r>
+    </w:p>
+    <w:p>
+      <w:r>
+        <w:t>Hint if needed: Read the steps in the pictorial case. Match the supplied detail to the stage that performs or records it.</w:t>
+      </w:r>
+    </w:p>
+    <w:p>
+      <w:r>
+        <w:t>After your attempt, compare with the supported explanation: Freeze assignment Keep every scan from one book in exactly one role before fitting. Different scan IDs do not make examples independent books. A model may recognise repeated cover details from another view. Grouping by book matches the intended claim about new books and makes the split inspectable. The repaired split has four training, two validation and two test scans, but only two, one and one books respectively.</w:t>
+      </w:r>
+    </w:p>
+    <w:p>
+      <w:pPr>
+        <w:pStyle w:val="Heading3"/>
+      </w:pPr>
+      <w:r>
+        <w:t>Practice 2: explain the deciding evidence</w:t>
+      </w:r>
+    </w:p>
+    <w:p>
+      <w:r>
+        <w:t>Changed-case practice: Give A2 a new filename without changing the book it depicts. Which conclusion is supported by the supplied facts?</w:t>
+      </w:r>
+    </w:p>
+    <w:p>
+      <w:r>
+        <w:t>1. Its group is still A; the original related examples still cross the split.</w:t>
+      </w:r>
+    </w:p>
+    <w:p>
+      <w:r>
+        <w:t>2. This one example guarantees correct results for every future input.</w:t>
+      </w:r>
+    </w:p>
+    <w:p>
+      <w:r>
+        <w:t>3. We can decide the result without examining the changed input or the procedure.</w:t>
+      </w:r>
+    </w:p>
+    <w:p>
+      <w:pPr>
+        <w:pStyle w:val="Heading3"/>
+      </w:pPr>
+      <w:r>
+        <w:t>My selected conclusion, deciding fact and explanation</w:t>
+      </w:r>
+    </w:p>
+    <w:p>
+      <w:r>
+        <w:t>________________________________________________________________</w:t>
+      </w:r>
+    </w:p>
+    <w:p>
+      <w:r>
+        <w:t>________________________________________________________________</w:t>
+      </w:r>
+    </w:p>
+    <w:p>
+      <w:r>
+        <w:t>________________________________________________________________</w:t>
+      </w:r>
+    </w:p>
+    <w:p>
+      <w:r>
+        <w:t>________________________________________________________________</w:t>
+      </w:r>
+    </w:p>
+    <w:p>
+      <w:r>
+        <w:t>________________________________________________________________</w:t>
+      </w:r>
+    </w:p>
+    <w:p>
+      <w:r>
+        <w:t>Hint if needed: Use the changed condition and the deciding step in the pictorial trace. The answer must say what follows from those facts.</w:t>
+      </w:r>
+    </w:p>
+    <w:p>
+      <w:r>
+        <w:t>After your attempt, compare with the supported explanation: Its group is still A; the original related examples still cross the split. Renaming a row does not remove the relationship between scans.</w:t>
+      </w:r>
+    </w:p>
+    <w:p>
+      <w:pPr>
+        <w:pStyle w:val="Heading3"/>
+      </w:pPr>
+      <w:r>
+        <w:t>Repair a missing building block</w:t>
+      </w:r>
+    </w:p>
+    <w:p>
+      <w:r>
+        <w:t>Review Human Classifier Simulation (ai-2/10). Goal: Construct a classifier with a stated input format, selected rule and recorded output. Short practice: Why are J and M initially treated differently even though both are illustrated mysteries?. Return to this week and explain what you changed.</w:t>
+      </w:r>
+    </w:p>
+    <w:p>
+      <w:r>
+        <w:t>Review Operational Labels (ai-2/8). Goal: Apply a category definition using explicit evidence and boundary rules. Short practice: Why can we not resolve the disagreement merely by taking a majority of reviewers?. Return to this week and explain what you changed.</w:t>
+      </w:r>
+    </w:p>
+    <w:p>
+      <w:r>
+        <w:t>Review Loops and Stopping (ai-2/5). Goal: Trace variable values before and after each loop iteration. Short practice: Why is report 0 correct for the original loop, and why is equality-only stopping risky here?. Return to this week and explain what you changed.</w:t>
+      </w:r>
+    </w:p>
+    <w:p>
+      <w:pPr>
+        <w:pStyle w:val="Heading3"/>
+      </w:pPr>
+      <w:r>
+        <w:t>Predict, run and debug</w:t>
+      </w:r>
+    </w:p>
+    <w:p>
+      <w:r>
+        <w:t>The browser lab lets you edit the supported Python examples already included in this lesson. Predict first, run, inspect the actual output or error, change one input, then run again. Keep code, predictions, actual results and a reasoned revision together. On paper, label your result as a trace rather than an execution.</w:t>
+      </w:r>
+    </w:p>
+    <w:p>
+      <w:pPr>
+        <w:pStyle w:val="Heading3"/>
+      </w:pPr>
+      <w:r>
+        <w:t>Keep your completed work</w:t>
+      </w:r>
+    </w:p>
+    <w:p>
+      <w:r>
+        <w:t>Use Download completed work in the hosted lesson to export your answers, reflections, practice feedback and code-run evidence. Open the HTML copy to read or print it. Drafts stay in this browser when storage is available; clear drafts on a shared device.</w:t>
       </w:r>
     </w:p>
     <w:sectPr>

--- a/downloads/student/ai-2-week-11.docx
+++ b/downloads/student/ai-2-week-11.docx
@@ -42,6 +42,11 @@
       </w:r>
     </w:p>
     <w:p>
+      <w:r>
+        <w:t>Start with the target: Choose a split unit that matches the intended prediction claim. Try the recall before opening notes.</w:t>
+      </w:r>
+    </w:p>
+    <w:p>
       <w:pPr>
         <w:pStyle w:val="Heading3"/>
       </w:pPr>
@@ -50,17 +55,59 @@
       </w:r>
     </w:p>
     <w:p>
-      <w:r>
-        <w:t>I can choose a split unit that matches the intended prediction claim.</w:t>
-      </w:r>
-    </w:p>
-    <w:p>
-      <w:r>
-        <w:t>I can keep related examples together and audit group overlap.</w:t>
-      </w:r>
-    </w:p>
-    <w:p>
-      <w:r>
+      <w:pPr>
+        <w:spacing w:line="336" w:lineRule="auto" w:after="180"/>
+      </w:pPr>
+      <w:r>
+        <w:rPr>
+          <w:b w:val="0"/>
+        </w:rPr>
+        <w:t xml:space="preserve">I can choose a split unit that matches the intended </w:t>
+      </w:r>
+      <w:r>
+        <w:rPr>
+          <w:b/>
+        </w:rPr>
+        <w:t>prediction</w:t>
+      </w:r>
+      <w:r>
+        <w:rPr>
+          <w:b w:val="0"/>
+        </w:rPr>
+        <w:t xml:space="preserve"> claim.</w:t>
+      </w:r>
+    </w:p>
+    <w:p>
+      <w:pPr>
+        <w:spacing w:line="336" w:lineRule="auto" w:after="180"/>
+      </w:pPr>
+      <w:r>
+        <w:rPr>
+          <w:b w:val="0"/>
+        </w:rPr>
+        <w:t xml:space="preserve">I can keep related examples together and audit </w:t>
+      </w:r>
+      <w:r>
+        <w:rPr>
+          <w:b/>
+        </w:rPr>
+        <w:t>group</w:t>
+      </w:r>
+      <w:r>
+        <w:rPr>
+          <w:b w:val="0"/>
+        </w:rPr>
+        <w:t xml:space="preserve"> overlap.</w:t>
+      </w:r>
+    </w:p>
+    <w:p>
+      <w:pPr>
+        <w:spacing w:line="336" w:lineRule="auto" w:after="180"/>
+      </w:pPr>
+      <w:r>
+        <w:rPr>
+          <w:b w:val="0"/>
+        </w:rPr>
         <w:t>I can record split roles counts and limits before model evaluation.</w:t>
       </w:r>
     </w:p>
@@ -73,38 +120,128 @@
       </w:r>
     </w:p>
     <w:p>
-      <w:r>
+      <w:pPr>
+        <w:spacing w:line="336" w:lineRule="auto" w:after="180"/>
+      </w:pPr>
+      <w:r>
+        <w:rPr>
+          <w:b w:val="0"/>
+        </w:rPr>
         <w:t>Close your notes first. A rough first answer helps us choose the right starting point; it is not a score for your ability.</w:t>
       </w:r>
     </w:p>
     <w:p>
-      <w:r>
+      <w:pPr>
+        <w:spacing w:line="336" w:lineRule="auto" w:after="180"/>
+      </w:pPr>
+      <w:r>
+        <w:rPr>
+          <w:b w:val="0"/>
+        </w:rPr>
         <w:t>Without opening the old lesson, explain one key idea from Human Classifier Simulation. Give an example and a mistake that the idea helps you avoid.</w:t>
       </w:r>
     </w:p>
     <w:p>
-      <w:r>
+      <w:pPr>
+        <w:spacing w:line="336" w:lineRule="auto" w:after="180"/>
+      </w:pPr>
+      <w:r>
+        <w:rPr>
+          <w:b w:val="0"/>
+        </w:rPr>
         <w:t>Without opening the old lesson, explain one key idea from Operational Labels. Give an example and a mistake that the idea helps you avoid.</w:t>
       </w:r>
     </w:p>
     <w:p>
-      <w:r>
+      <w:pPr>
+        <w:spacing w:line="336" w:lineRule="auto" w:after="180"/>
+      </w:pPr>
+      <w:r>
+        <w:rPr>
+          <w:b w:val="0"/>
+        </w:rPr>
         <w:t>Without opening the old lesson, explain one key idea from Loops and Stopping. Give an example and a mistake that the idea helps you avoid.</w:t>
       </w:r>
     </w:p>
     <w:p>
-      <w:r>
-        <w:t>After trying, check the relevant lesson or ask your teacher. Change the part of your explanation that the evidence shows was wrong.</w:t>
-      </w:r>
-    </w:p>
-    <w:p>
-      <w:r>
-        <w:t>Week 11: Training and Testing</w:t>
-      </w:r>
-    </w:p>
-    <w:p>
-      <w:r>
-        <w:t>The test set estimates performance on unseen cases.</w:t>
+      <w:pPr>
+        <w:spacing w:line="336" w:lineRule="auto" w:after="180"/>
+      </w:pPr>
+      <w:r>
+        <w:rPr>
+          <w:b w:val="0"/>
+        </w:rPr>
+        <w:t xml:space="preserve">After trying, check the relevant lesson or ask your teacher. Change the part of your explanation that the </w:t>
+      </w:r>
+      <w:r>
+        <w:rPr>
+          <w:b/>
+        </w:rPr>
+        <w:t>evidence</w:t>
+      </w:r>
+      <w:r>
+        <w:rPr>
+          <w:b w:val="0"/>
+        </w:rPr>
+        <w:t xml:space="preserve"> shows was wrong.</w:t>
+      </w:r>
+    </w:p>
+    <w:p>
+      <w:pPr>
+        <w:spacing w:line="336" w:lineRule="auto" w:after="180"/>
+      </w:pPr>
+      <w:r>
+        <w:rPr>
+          <w:b w:val="0"/>
+        </w:rPr>
+        <w:t xml:space="preserve">Week 11: </w:t>
+      </w:r>
+      <w:r>
+        <w:rPr>
+          <w:b/>
+        </w:rPr>
+        <w:t>Training</w:t>
+      </w:r>
+      <w:r>
+        <w:rPr>
+          <w:b w:val="0"/>
+        </w:rPr>
+        <w:t xml:space="preserve"> and Testing</w:t>
+      </w:r>
+    </w:p>
+    <w:p>
+      <w:pPr>
+        <w:spacing w:line="336" w:lineRule="auto" w:after="180"/>
+      </w:pPr>
+      <w:r>
+        <w:rPr>
+          <w:b w:val="0"/>
+        </w:rPr>
+        <w:t xml:space="preserve">The </w:t>
+      </w:r>
+      <w:r>
+        <w:rPr>
+          <w:b/>
+        </w:rPr>
+        <w:t>test set</w:t>
+      </w:r>
+      <w:r>
+        <w:rPr>
+          <w:b w:val="0"/>
+        </w:rPr>
+        <w:t xml:space="preserve"> estimates performance on </w:t>
+      </w:r>
+      <w:r>
+        <w:rPr>
+          <w:b/>
+        </w:rPr>
+        <w:t>unseen</w:t>
+      </w:r>
+      <w:r>
+        <w:rPr>
+          <w:b w:val="0"/>
+        </w:rPr>
+        <w:t xml:space="preserve"> cases.</w:t>
       </w:r>
     </w:p>
     <w:p>
@@ -144,17 +281,35 @@
       </w:r>
     </w:p>
     <w:p>
-      <w:r>
+      <w:pPr>
+        <w:spacing w:line="336" w:lineRule="auto" w:after="180"/>
+      </w:pPr>
+      <w:r>
+        <w:rPr>
+          <w:b/>
+        </w:rPr>
         <w:t>THINKER MISSION</w:t>
       </w:r>
     </w:p>
     <w:p>
-      <w:r>
+      <w:pPr>
+        <w:spacing w:line="336" w:lineRule="auto" w:after="180"/>
+      </w:pPr>
+      <w:r>
+        <w:rPr>
+          <w:b w:val="0"/>
+        </w:rPr>
         <w:t>Create a fair split before anyone sees the mystery cards.</w:t>
       </w:r>
     </w:p>
     <w:p>
-      <w:r>
+      <w:pPr>
+        <w:spacing w:line="336" w:lineRule="auto" w:after="180"/>
+      </w:pPr>
+      <w:r>
+        <w:rPr>
+          <w:b w:val="0"/>
+        </w:rPr>
         <w:t>Thinker name and date:</w:t>
       </w:r>
     </w:p>
@@ -200,7 +355,14 @@
       </w:r>
     </w:p>
     <w:p>
-      <w:r>
+      <w:pPr>
+        <w:spacing w:line="336" w:lineRule="auto" w:after="180"/>
+        <w:shd w:fill="F5F1FB"/>
+      </w:pPr>
+      <w:r>
+        <w:rPr>
+          <w:b w:val="0"/>
+        </w:rPr>
         <w:t>Why does agreement between two annotators not prove their labels are correct?</w:t>
       </w:r>
     </w:p>
@@ -213,8 +375,38 @@
       </w:r>
     </w:p>
     <w:p>
-      <w:r>
-        <w:t>By the end, I can split related records by group when evaluation concerns new groups.</w:t>
+      <w:pPr>
+        <w:spacing w:line="336" w:lineRule="auto" w:after="180"/>
+      </w:pPr>
+      <w:r>
+        <w:rPr>
+          <w:b w:val="0"/>
+        </w:rPr>
+        <w:t xml:space="preserve">By the end, I can split related records by </w:t>
+      </w:r>
+      <w:r>
+        <w:rPr>
+          <w:b/>
+        </w:rPr>
+        <w:t>group</w:t>
+      </w:r>
+      <w:r>
+        <w:rPr>
+          <w:b w:val="0"/>
+        </w:rPr>
+        <w:t xml:space="preserve"> when evaluation concerns new </w:t>
+      </w:r>
+      <w:r>
+        <w:rPr>
+          <w:b/>
+        </w:rPr>
+        <w:t>group</w:t>
+      </w:r>
+      <w:r>
+        <w:rPr>
+          <w:b w:val="0"/>
+        </w:rPr>
+        <w:t>s.</w:t>
       </w:r>
     </w:p>
     <w:p>
@@ -227,17 +419,52 @@
     </w:p>
     <w:p>
       <w:r>
+        <w:t>Investigate the supplied Training and Testing case. Separate observations, given facts and assumptions before choosing an explanation.</w:t>
+      </w:r>
+    </w:p>
+    <w:p>
+      <w:pPr>
+        <w:spacing w:line="336" w:lineRule="auto" w:after="180"/>
+      </w:pPr>
+      <w:r>
+        <w:rPr>
+          <w:b/>
+        </w:rPr>
         <w:t>PICTURE STORY</w:t>
       </w:r>
     </w:p>
     <w:p>
-      <w:r>
+      <w:pPr>
+        <w:spacing w:line="336" w:lineRule="auto" w:after="180"/>
+      </w:pPr>
+      <w:r>
+        <w:rPr>
+          <w:b w:val="0"/>
+        </w:rPr>
         <w:t>Notice → Predict → Explain</w:t>
       </w:r>
     </w:p>
     <w:p>
-      <w:r>
-        <w:t>Begin with visible evidence. Do not explain more than the picture and information support.</w:t>
+      <w:pPr>
+        <w:spacing w:line="336" w:lineRule="auto" w:after="180"/>
+      </w:pPr>
+      <w:r>
+        <w:rPr>
+          <w:b w:val="0"/>
+        </w:rPr>
+        <w:t xml:space="preserve">Begin with visible </w:t>
+      </w:r>
+      <w:r>
+        <w:rPr>
+          <w:b/>
+        </w:rPr>
+        <w:t>evidence</w:t>
+      </w:r>
+      <w:r>
+        <w:rPr>
+          <w:b w:val="0"/>
+        </w:rPr>
+        <w:t>. Do not explain more than the picture and information support.</w:t>
       </w:r>
     </w:p>
     <w:p>
@@ -277,18 +504,82 @@
       </w:r>
     </w:p>
     <w:p>
-      <w:r>
+      <w:pPr>
+        <w:pStyle w:val="Heading3"/>
+      </w:pPr>
+      <w:r>
+        <w:t>Start with this puzzle</w:t>
+      </w:r>
+    </w:p>
+    <w:p>
+      <w:pPr>
+        <w:spacing w:line="336" w:lineRule="auto" w:after="180"/>
+        <w:shd w:fill="F1F6FC"/>
+      </w:pPr>
+      <w:r>
+        <w:rPr>
+          <w:b w:val="0"/>
+        </w:rPr>
         <w:t>MYSTERY</w:t>
       </w:r>
     </w:p>
     <w:p>
-      <w:r>
-        <w:t>The learners must use training and testing to solve a problem. What information do they have? What decision or calculation do they make? What would count as evidence that it worked?</w:t>
-      </w:r>
-    </w:p>
-    <w:p>
-      <w:r>
-        <w:t>Three observations (what you can point to):</w:t>
+      <w:pPr>
+        <w:spacing w:line="336" w:lineRule="auto" w:after="180"/>
+        <w:shd w:fill="F5F1FB"/>
+      </w:pPr>
+      <w:r>
+        <w:rPr>
+          <w:b w:val="0"/>
+        </w:rPr>
+        <w:t xml:space="preserve">The learners must use </w:t>
+      </w:r>
+      <w:r>
+        <w:rPr>
+          <w:b/>
+        </w:rPr>
+        <w:t>training</w:t>
+      </w:r>
+      <w:r>
+        <w:rPr>
+          <w:b w:val="0"/>
+        </w:rPr>
+        <w:t xml:space="preserve"> and testing to solve a problem. What information do they have? What decision or calculation do they make? What would count as </w:t>
+      </w:r>
+      <w:r>
+        <w:rPr>
+          <w:b/>
+        </w:rPr>
+        <w:t>evidence</w:t>
+      </w:r>
+      <w:r>
+        <w:rPr>
+          <w:b w:val="0"/>
+        </w:rPr>
+        <w:t xml:space="preserve"> that it worked?</w:t>
+      </w:r>
+    </w:p>
+    <w:p>
+      <w:pPr>
+        <w:spacing w:line="336" w:lineRule="auto" w:after="180"/>
+      </w:pPr>
+      <w:r>
+        <w:rPr>
+          <w:b w:val="0"/>
+        </w:rPr>
+        <w:t xml:space="preserve">Three </w:t>
+      </w:r>
+      <w:r>
+        <w:rPr>
+          <w:b/>
+        </w:rPr>
+        <w:t>observation</w:t>
+      </w:r>
+      <w:r>
+        <w:rPr>
+          <w:b w:val="0"/>
+        </w:rPr>
+        <w:t>s (what you can point to):</w:t>
       </w:r>
     </w:p>
     <w:p>
@@ -325,8 +616,26 @@
       </w:r>
     </w:p>
     <w:p>
-      <w:r>
-        <w:t>My prediction and the clue supporting it:</w:t>
+      <w:pPr>
+        <w:spacing w:line="336" w:lineRule="auto" w:after="180"/>
+      </w:pPr>
+      <w:r>
+        <w:rPr>
+          <w:b w:val="0"/>
+        </w:rPr>
+        <w:t xml:space="preserve">My </w:t>
+      </w:r>
+      <w:r>
+        <w:rPr>
+          <w:b/>
+        </w:rPr>
+        <w:t>prediction</w:t>
+      </w:r>
+      <w:r>
+        <w:rPr>
+          <w:b w:val="0"/>
+        </w:rPr>
+        <w:t xml:space="preserve"> and the clue supporting it:</w:t>
       </w:r>
     </w:p>
     <w:p>
@@ -371,13 +680,71 @@
       </w:r>
     </w:p>
     <w:p>
-      <w:r>
-        <w:t>A model may seem successful when its test examples closely resemble examples it already learned from. Imagine several pictures taken seconds apart during one robot trip. They have different picture IDs but share a route, lighting and objects. This week you will assign entire trips to separate sets and explain what the resulting evaluation could measure. No model is fitted in this lesson.</w:t>
-      </w:r>
-    </w:p>
-    <w:p>
-      <w:r>
-        <w:t>Our invented twelve-row dataset contains frame descriptions from six trips. Each row is one frame; the group is its trip ID. The proposed claim concerns new trips on the same practice route under similar conditions. We therefore keep all frames from a trip in one set. To claim success on new routes, grouping only by trip would not be enough.</w:t>
+      <w:pPr>
+        <w:spacing w:line="336" w:lineRule="auto" w:after="180"/>
+      </w:pPr>
+      <w:r>
+        <w:rPr>
+          <w:b w:val="0"/>
+        </w:rPr>
+        <w:t>A model may seem successful when its test examples closely resemble examples it already learned from. Imagine several pictures taken seconds apart during one robot trip.</w:t>
+      </w:r>
+    </w:p>
+    <w:p>
+      <w:pPr>
+        <w:spacing w:line="336" w:lineRule="auto" w:after="180"/>
+      </w:pPr>
+      <w:r>
+        <w:rPr>
+          <w:b w:val="0"/>
+        </w:rPr>
+        <w:t>They have different picture IDs but share a route, lighting and objects. This week you will assign entire trips to separate sets and explain what the resulting evaluation could measure. No model is fitted in this lesson.</w:t>
+      </w:r>
+    </w:p>
+    <w:p>
+      <w:pPr>
+        <w:spacing w:line="336" w:lineRule="auto" w:after="180"/>
+      </w:pPr>
+      <w:r>
+        <w:rPr>
+          <w:b w:val="0"/>
+        </w:rPr>
+        <w:t xml:space="preserve">Our invented twelve-row dataset contains frame descriptions from six trips. Each row is one frame; the </w:t>
+      </w:r>
+      <w:r>
+        <w:rPr>
+          <w:b/>
+        </w:rPr>
+        <w:t>group</w:t>
+      </w:r>
+      <w:r>
+        <w:rPr>
+          <w:b w:val="0"/>
+        </w:rPr>
+        <w:t xml:space="preserve"> is its trip ID. The proposed claim concerns new trips on the same practice route under similar conditions.</w:t>
+      </w:r>
+    </w:p>
+    <w:p>
+      <w:pPr>
+        <w:spacing w:line="336" w:lineRule="auto" w:after="180"/>
+      </w:pPr>
+      <w:r>
+        <w:rPr>
+          <w:b w:val="0"/>
+        </w:rPr>
+        <w:t xml:space="preserve">We therefore keep all frames from a trip in one set. To claim success on new routes, </w:t>
+      </w:r>
+      <w:r>
+        <w:rPr>
+          <w:b/>
+        </w:rPr>
+        <w:t>group</w:t>
+      </w:r>
+      <w:r>
+        <w:rPr>
+          <w:b w:val="0"/>
+        </w:rPr>
+        <w:t>ing only by trip would not be enough.</w:t>
       </w:r>
     </w:p>
     <w:tbl>
@@ -620,8 +987,73 @@
       </w:tr>
     </w:tbl>
     <w:p>
-      <w:r>
-        <w:t>This small fictional assignment is for learning split design, not evidence of real performance. Each frame belongs to one group and one set. Store frame and trip IDs as metadata for auditing; do not assume an ID is an appropriate prediction input.</w:t>
+      <w:pPr>
+        <w:spacing w:line="336" w:lineRule="auto" w:after="180"/>
+      </w:pPr>
+      <w:r>
+        <w:rPr>
+          <w:b w:val="0"/>
+        </w:rPr>
+        <w:t xml:space="preserve">This small fictional assignment is for learning split design, not </w:t>
+      </w:r>
+      <w:r>
+        <w:rPr>
+          <w:b/>
+        </w:rPr>
+        <w:t>evidence</w:t>
+      </w:r>
+      <w:r>
+        <w:rPr>
+          <w:b w:val="0"/>
+        </w:rPr>
+        <w:t xml:space="preserve"> of real performance. Each frame belongs to one </w:t>
+      </w:r>
+      <w:r>
+        <w:rPr>
+          <w:b/>
+        </w:rPr>
+        <w:t>group</w:t>
+      </w:r>
+      <w:r>
+        <w:rPr>
+          <w:b w:val="0"/>
+        </w:rPr>
+        <w:t xml:space="preserve"> and one set.</w:t>
+      </w:r>
+    </w:p>
+    <w:p>
+      <w:pPr>
+        <w:spacing w:line="336" w:lineRule="auto" w:after="180"/>
+      </w:pPr>
+      <w:r>
+        <w:rPr>
+          <w:b w:val="0"/>
+        </w:rPr>
+        <w:t xml:space="preserve">Store frame and trip IDs as metadata for auditing; do not assume an ID is an appropriate </w:t>
+      </w:r>
+      <w:r>
+        <w:rPr>
+          <w:b/>
+        </w:rPr>
+        <w:t>prediction</w:t>
+      </w:r>
+      <w:r>
+        <w:rPr>
+          <w:b w:val="0"/>
+        </w:rPr>
+        <w:t xml:space="preserve"> </w:t>
+      </w:r>
+      <w:r>
+        <w:rPr>
+          <w:b/>
+        </w:rPr>
+        <w:t>input</w:t>
+      </w:r>
+      <w:r>
+        <w:rPr>
+          <w:b w:val="0"/>
+        </w:rPr>
+        <w:t>.</w:t>
       </w:r>
     </w:p>
     <w:p>
@@ -634,16 +1066,69 @@
     </w:p>
     <w:p>
       <w:r>
-        <w:t>VISUAL MECHANISM</w:t>
-      </w:r>
-    </w:p>
-    <w:p>
-      <w:r>
-        <w:t>Input → Process → Output</w:t>
-      </w:r>
-    </w:p>
-    <w:p>
-      <w:r>
+        <w:t>Follow the mechanism for Training and Testing. Connect each labelled input, deciding step and result.</w:t>
+      </w:r>
+    </w:p>
+    <w:p>
+      <w:pPr>
+        <w:spacing w:line="336" w:lineRule="auto" w:after="180"/>
+      </w:pPr>
+      <w:r>
+        <w:rPr>
+          <w:b/>
+        </w:rPr>
+        <w:t xml:space="preserve">VISUAL </w:t>
+      </w:r>
+      <w:r>
+        <w:rPr>
+          <w:b/>
+        </w:rPr>
+        <w:t>MECHANISM</w:t>
+      </w:r>
+    </w:p>
+    <w:p>
+      <w:pPr>
+        <w:spacing w:line="336" w:lineRule="auto" w:after="180"/>
+      </w:pPr>
+      <w:r>
+        <w:rPr>
+          <w:b/>
+        </w:rPr>
+        <w:t>Input</w:t>
+      </w:r>
+      <w:r>
+        <w:rPr>
+          <w:b w:val="0"/>
+        </w:rPr>
+        <w:t xml:space="preserve"> → </w:t>
+      </w:r>
+      <w:r>
+        <w:rPr>
+          <w:b/>
+        </w:rPr>
+        <w:t>Process</w:t>
+      </w:r>
+      <w:r>
+        <w:rPr>
+          <w:b w:val="0"/>
+        </w:rPr>
+        <w:t xml:space="preserve"> → </w:t>
+      </w:r>
+      <w:r>
+        <w:rPr>
+          <w:b/>
+        </w:rPr>
+        <w:t>Output</w:t>
+      </w:r>
+    </w:p>
+    <w:p>
+      <w:pPr>
+        <w:spacing w:line="336" w:lineRule="auto" w:after="180"/>
+      </w:pPr>
+      <w:r>
+        <w:rPr>
+          <w:b w:val="0"/>
+        </w:rPr>
         <w:t>Trace the information. At each stage, ask what changed and how you could test it.</w:t>
       </w:r>
     </w:p>
@@ -684,7 +1169,13 @@
       </w:r>
     </w:p>
     <w:p>
-      <w:r>
+      <w:pPr>
+        <w:spacing w:line="336" w:lineRule="auto" w:after="180"/>
+      </w:pPr>
+      <w:r>
+        <w:rPr>
+          <w:b w:val="0"/>
+        </w:rPr>
         <w:t>↓</w:t>
       </w:r>
     </w:p>
@@ -725,7 +1216,13 @@
       </w:r>
     </w:p>
     <w:p>
-      <w:r>
+      <w:pPr>
+        <w:spacing w:line="336" w:lineRule="auto" w:after="180"/>
+      </w:pPr>
+      <w:r>
+        <w:rPr>
+          <w:b w:val="0"/>
+        </w:rPr>
         <w:t>↓</w:t>
       </w:r>
     </w:p>
@@ -766,7 +1263,13 @@
       </w:r>
     </w:p>
     <w:p>
-      <w:r>
+      <w:pPr>
+        <w:spacing w:line="336" w:lineRule="auto" w:after="180"/>
+      </w:pPr>
+      <w:r>
+        <w:rPr>
+          <w:b w:val="0"/>
+        </w:rPr>
         <w:t>Which stage could fail even when the other two are correct? Explain:</w:t>
       </w:r>
     </w:p>
@@ -812,8 +1315,43 @@
       </w:r>
     </w:p>
     <w:p>
-      <w:r>
-        <w:t>Training data fits the model. Validation data helps compare choices such as candidate rules. Keep the test set for a final check after those choices are fixed. A learner who repeatedly changes the model after seeing test results has used that set for development; its score is no longer an untouched final check.</w:t>
+      <w:pPr>
+        <w:spacing w:line="336" w:lineRule="auto" w:after="180"/>
+      </w:pPr>
+      <w:r>
+        <w:rPr>
+          <w:b/>
+        </w:rPr>
+        <w:t>Training</w:t>
+      </w:r>
+      <w:r>
+        <w:rPr>
+          <w:b w:val="0"/>
+        </w:rPr>
+        <w:t xml:space="preserve"> data fits the model. Validation data helps compare choices such as candidate rules. Keep the </w:t>
+      </w:r>
+      <w:r>
+        <w:rPr>
+          <w:b/>
+        </w:rPr>
+        <w:t>test set</w:t>
+      </w:r>
+      <w:r>
+        <w:rPr>
+          <w:b w:val="0"/>
+        </w:rPr>
+        <w:t xml:space="preserve"> for a final check after those choices are fixed.</w:t>
+      </w:r>
+    </w:p>
+    <w:p>
+      <w:pPr>
+        <w:spacing w:line="336" w:lineRule="auto" w:after="180"/>
+      </w:pPr>
+      <w:r>
+        <w:rPr>
+          <w:b w:val="0"/>
+        </w:rPr>
+        <w:t>A learner who repeatedly changes the model after seeing test results has used that set for development; its score is no longer an untouched final check.</w:t>
       </w:r>
     </w:p>
     <w:p>
@@ -842,8 +1380,73 @@
       </w:r>
     </w:p>
     <w:p>
-      <w:r>
-        <w:t>The first line of output is []: no trip ID is shared between any pair of sets. The second is 3 1 2: training, validation and test contain three, one and two trip groups. The symbol &amp; finds shared values and | combines sets. These are group counts, not frame counts.</w:t>
+      <w:pPr>
+        <w:spacing w:line="336" w:lineRule="auto" w:after="180"/>
+      </w:pPr>
+      <w:r>
+        <w:rPr>
+          <w:b w:val="0"/>
+        </w:rPr>
+        <w:t xml:space="preserve">The first line of </w:t>
+      </w:r>
+      <w:r>
+        <w:rPr>
+          <w:b/>
+        </w:rPr>
+        <w:t>output</w:t>
+      </w:r>
+      <w:r>
+        <w:rPr>
+          <w:b w:val="0"/>
+        </w:rPr>
+        <w:t xml:space="preserve"> is []: no trip ID is shared between any pair of sets. The second is 3 1 2: </w:t>
+      </w:r>
+      <w:r>
+        <w:rPr>
+          <w:b/>
+        </w:rPr>
+        <w:t>training</w:t>
+      </w:r>
+      <w:r>
+        <w:rPr>
+          <w:b w:val="0"/>
+        </w:rPr>
+        <w:t xml:space="preserve">, validation and test contain three, one and two trip </w:t>
+      </w:r>
+      <w:r>
+        <w:rPr>
+          <w:b/>
+        </w:rPr>
+        <w:t>group</w:t>
+      </w:r>
+      <w:r>
+        <w:rPr>
+          <w:b w:val="0"/>
+        </w:rPr>
+        <w:t>s. The symbol &amp; finds shared values and | combines sets.</w:t>
+      </w:r>
+    </w:p>
+    <w:p>
+      <w:pPr>
+        <w:spacing w:line="336" w:lineRule="auto" w:after="180"/>
+      </w:pPr>
+      <w:r>
+        <w:rPr>
+          <w:b w:val="0"/>
+        </w:rPr>
+        <w:t xml:space="preserve">These are </w:t>
+      </w:r>
+      <w:r>
+        <w:rPr>
+          <w:b/>
+        </w:rPr>
+        <w:t>group</w:t>
+      </w:r>
+      <w:r>
+        <w:rPr>
+          <w:b w:val="0"/>
+        </w:rPr>
+        <w:t xml:space="preserve"> counts, not frame counts.</w:t>
       </w:r>
     </w:p>
     <w:p>
@@ -1003,8 +1606,25 @@
       </w:r>
     </w:p>
     <w:p>
-      <w:r>
-        <w:t>This audit assumes the lists correctly describe every frame assignment. It cannot find an omitted frame, a wrong trip ID, a copied image with a different ID or a feature containing the answer. Check the assignment table and source records too.</w:t>
+      <w:pPr>
+        <w:spacing w:line="336" w:lineRule="auto" w:after="180"/>
+      </w:pPr>
+      <w:r>
+        <w:rPr>
+          <w:b w:val="0"/>
+        </w:rPr>
+        <w:t>This audit assumes the lists correctly describe every frame assignment. It cannot find an omitted frame, a wrong trip ID, a copied image with a different ID or a feature containing the answer.</w:t>
+      </w:r>
+    </w:p>
+    <w:p>
+      <w:pPr>
+        <w:spacing w:line="336" w:lineRule="auto" w:after="180"/>
+      </w:pPr>
+      <w:r>
+        <w:rPr>
+          <w:b w:val="0"/>
+        </w:rPr>
+        <w:t>Check the assignment table and source records too.</w:t>
       </w:r>
     </w:p>
     <w:p>
@@ -1016,8 +1636,26 @@
       </w:r>
     </w:p>
     <w:p>
-      <w:r>
-        <w:t>Point to the input, the deciding step and the result in this week’s visual. Explain the same step in ordinary words. A picture helps when you can say what each part represents.</w:t>
+      <w:pPr>
+        <w:spacing w:line="336" w:lineRule="auto" w:after="180"/>
+      </w:pPr>
+      <w:r>
+        <w:rPr>
+          <w:b w:val="0"/>
+        </w:rPr>
+        <w:t xml:space="preserve">Point to the </w:t>
+      </w:r>
+      <w:r>
+        <w:rPr>
+          <w:b/>
+        </w:rPr>
+        <w:t>input</w:t>
+      </w:r>
+      <w:r>
+        <w:rPr>
+          <w:b w:val="0"/>
+        </w:rPr>
+        <w:t>, the deciding step and the result in this week’s visual. Explain the same step in ordinary words. A picture helps when you can say what each part represents.</w:t>
       </w:r>
     </w:p>
     <w:p>
@@ -1030,16 +1668,54 @@
     </w:p>
     <w:p>
       <w:r>
+        <w:t>Compare the supplied cases for Training and Testing. Identify the detail that changes the conclusion.</w:t>
+      </w:r>
+    </w:p>
+    <w:p>
+      <w:pPr>
+        <w:pStyle w:val="Heading3"/>
+      </w:pPr>
+      <w:r>
+        <w:t>The case to investigate</w:t>
+      </w:r>
+    </w:p>
+    <w:p>
+      <w:pPr>
+        <w:spacing w:line="336" w:lineRule="auto" w:after="180"/>
+        <w:shd w:fill="F1F6FC"/>
+      </w:pPr>
+      <w:r>
+        <w:rPr>
+          <w:b w:val="0"/>
+        </w:rPr>
         <w:t>CASE GALLERY</w:t>
       </w:r>
     </w:p>
     <w:p>
-      <w:r>
-        <w:t>Four Tests, Four Kinds of Evidence</w:t>
-      </w:r>
-    </w:p>
-    <w:p>
-      <w:r>
+      <w:pPr>
+        <w:spacing w:line="336" w:lineRule="auto" w:after="180"/>
+      </w:pPr>
+      <w:r>
+        <w:rPr>
+          <w:b w:val="0"/>
+        </w:rPr>
+        <w:t xml:space="preserve">Four Tests, Four Kinds of </w:t>
+      </w:r>
+      <w:r>
+        <w:rPr>
+          <w:b/>
+        </w:rPr>
+        <w:t>Evidence</w:t>
+      </w:r>
+    </w:p>
+    <w:p>
+      <w:pPr>
+        <w:spacing w:line="336" w:lineRule="auto" w:after="180"/>
+      </w:pPr>
+      <w:r>
+        <w:rPr>
+          <w:b w:val="0"/>
+        </w:rPr>
         <w:t>A system is not understood until it survives more than one comfortable example.</w:t>
       </w:r>
     </w:p>
@@ -1116,8 +1792,47 @@
       </w:r>
     </w:p>
     <w:p>
-      <w:r>
-        <w:t>NORMAL CASE: predict and name evidence.     BOUNDARY CASE: predict and name evidence.</w:t>
+      <w:pPr>
+        <w:pStyle w:val="Heading3"/>
+      </w:pPr>
+      <w:r>
+        <w:t>The normal case</w:t>
+      </w:r>
+    </w:p>
+    <w:p>
+      <w:pPr>
+        <w:spacing w:line="336" w:lineRule="auto" w:after="180"/>
+        <w:shd w:fill="F1F6FC"/>
+      </w:pPr>
+      <w:r>
+        <w:rPr>
+          <w:b w:val="0"/>
+        </w:rPr>
+        <w:t xml:space="preserve">NORMAL CASE: predict and name </w:t>
+      </w:r>
+      <w:r>
+        <w:rPr>
+          <w:b/>
+        </w:rPr>
+        <w:t>evidence</w:t>
+      </w:r>
+      <w:r>
+        <w:rPr>
+          <w:b w:val="0"/>
+        </w:rPr>
+        <w:t xml:space="preserve">.     BOUNDARY CASE: predict and name </w:t>
+      </w:r>
+      <w:r>
+        <w:rPr>
+          <w:b/>
+        </w:rPr>
+        <w:t>evidence</w:t>
+      </w:r>
+      <w:r>
+        <w:rPr>
+          <w:b w:val="0"/>
+        </w:rPr>
+        <w:t>.</w:t>
       </w:r>
     </w:p>
     <w:p>
@@ -1193,12 +1908,58 @@
       </w:r>
     </w:p>
     <w:p>
-      <w:r>
-        <w:t>MISSING INFORMATION: predict and name evidence.     TRANSFER CASE: predict and name evidence.</w:t>
-      </w:r>
-    </w:p>
-    <w:p>
-      <w:r>
+      <w:pPr>
+        <w:pStyle w:val="Heading3"/>
+      </w:pPr>
+      <w:r>
+        <w:t>Check missing information</w:t>
+      </w:r>
+    </w:p>
+    <w:p>
+      <w:pPr>
+        <w:spacing w:line="336" w:lineRule="auto" w:after="180"/>
+        <w:shd w:fill="FFF5E6"/>
+      </w:pPr>
+      <w:r>
+        <w:rPr>
+          <w:b w:val="0"/>
+        </w:rPr>
+        <w:t xml:space="preserve">MISSING INFORMATION: predict and name </w:t>
+      </w:r>
+      <w:r>
+        <w:rPr>
+          <w:b/>
+        </w:rPr>
+        <w:t>evidence</w:t>
+      </w:r>
+      <w:r>
+        <w:rPr>
+          <w:b w:val="0"/>
+        </w:rPr>
+        <w:t xml:space="preserve">.     TRANSFER CASE: predict and name </w:t>
+      </w:r>
+      <w:r>
+        <w:rPr>
+          <w:b/>
+        </w:rPr>
+        <w:t>evidence</w:t>
+      </w:r>
+      <w:r>
+        <w:rPr>
+          <w:b w:val="0"/>
+        </w:rPr>
+        <w:t>.</w:t>
+      </w:r>
+    </w:p>
+    <w:p>
+      <w:pPr>
+        <w:spacing w:line="336" w:lineRule="auto" w:after="180"/>
+        <w:shd w:fill="F5F1FB"/>
+      </w:pPr>
+      <w:r>
+        <w:rPr>
+          <w:b w:val="0"/>
+        </w:rPr>
         <w:t>Which case is most likely to reveal a hidden assumption? Why?</w:t>
       </w:r>
     </w:p>
@@ -1244,17 +2005,80 @@
       </w:r>
     </w:p>
     <w:p>
-      <w:r>
+      <w:pPr>
+        <w:pStyle w:val="Heading3"/>
+      </w:pPr>
+      <w:r>
+        <w:t>Change one thing</w:t>
+      </w:r>
+    </w:p>
+    <w:p>
+      <w:pPr>
+        <w:spacing w:line="336" w:lineRule="auto" w:after="180"/>
+        <w:shd w:fill="F5F1FB"/>
+      </w:pPr>
+      <w:r>
+        <w:rPr>
+          <w:b w:val="0"/>
+        </w:rPr>
         <w:t>Change: Give A2 a new filename without changing the book it depicts.</w:t>
       </w:r>
     </w:p>
     <w:p>
-      <w:r>
-        <w:t>Prediction: Its group is still A; the original related examples still cross the split.</w:t>
-      </w:r>
-    </w:p>
-    <w:p>
-      <w:r>
+      <w:pPr>
+        <w:pStyle w:val="Heading3"/>
+      </w:pPr>
+      <w:r>
+        <w:t>Predicted result</w:t>
+      </w:r>
+    </w:p>
+    <w:p>
+      <w:pPr>
+        <w:spacing w:line="336" w:lineRule="auto" w:after="180"/>
+        <w:shd w:fill="F1F6FC"/>
+      </w:pPr>
+      <w:r>
+        <w:rPr>
+          <w:b/>
+        </w:rPr>
+        <w:t>Prediction</w:t>
+      </w:r>
+      <w:r>
+        <w:rPr>
+          <w:b w:val="0"/>
+        </w:rPr>
+        <w:t xml:space="preserve">: Its </w:t>
+      </w:r>
+      <w:r>
+        <w:rPr>
+          <w:b/>
+        </w:rPr>
+        <w:t>group</w:t>
+      </w:r>
+      <w:r>
+        <w:rPr>
+          <w:b w:val="0"/>
+        </w:rPr>
+        <w:t xml:space="preserve"> is still A; the original related examples still cross the split.</w:t>
+      </w:r>
+    </w:p>
+    <w:p>
+      <w:pPr>
+        <w:pStyle w:val="Heading3"/>
+      </w:pPr>
+      <w:r>
+        <w:t>Why the result follows</w:t>
+      </w:r>
+    </w:p>
+    <w:p>
+      <w:pPr>
+        <w:spacing w:line="336" w:lineRule="auto" w:after="180"/>
+        <w:shd w:fill="F1F6FC"/>
+      </w:pPr>
+      <w:r>
+        <w:rPr>
+          <w:b w:val="0"/>
+        </w:rPr>
         <w:t>Reason: Renaming a row does not remove the relationship between scans.</w:t>
       </w:r>
     </w:p>
@@ -1268,16 +2092,39 @@
     </w:p>
     <w:p>
       <w:r>
+        <w:t>Use the vocabulary of Training and Testing to explain a concrete decision, rather than only memorising definitions.</w:t>
+      </w:r>
+    </w:p>
+    <w:p>
+      <w:pPr>
+        <w:spacing w:line="336" w:lineRule="auto" w:after="180"/>
+      </w:pPr>
+      <w:r>
+        <w:rPr>
+          <w:b/>
+        </w:rPr>
         <w:t>VOCABULARY LAB</w:t>
       </w:r>
     </w:p>
     <w:p>
-      <w:r>
+      <w:pPr>
+        <w:spacing w:line="336" w:lineRule="auto" w:after="180"/>
+      </w:pPr>
+      <w:r>
+        <w:rPr>
+          <w:b w:val="0"/>
+        </w:rPr>
         <w:t>Words You Can Use to Reason</w:t>
       </w:r>
     </w:p>
     <w:p>
-      <w:r>
+      <w:pPr>
+        <w:spacing w:line="336" w:lineRule="auto" w:after="180"/>
+      </w:pPr>
+      <w:r>
+        <w:rPr>
+          <w:b w:val="0"/>
+        </w:rPr>
         <w:t>A definition matters when you can recognize the idea, use it, and contrast it with a near-miss.</w:t>
       </w:r>
     </w:p>
@@ -1690,17 +2537,58 @@
     </w:p>
     <w:p>
       <w:r>
-        <w:t>WORKED EVIDENCE</w:t>
-      </w:r>
-    </w:p>
-    <w:p>
-      <w:r>
+        <w:t>Follow the worked trace for Training and Testing, predict a step, then compare with its explanation.</w:t>
+      </w:r>
+    </w:p>
+    <w:p>
+      <w:pPr>
+        <w:spacing w:line="336" w:lineRule="auto" w:after="180"/>
+      </w:pPr>
+      <w:r>
+        <w:rPr>
+          <w:b/>
+        </w:rPr>
+        <w:t xml:space="preserve">WORKED </w:t>
+      </w:r>
+      <w:r>
+        <w:rPr>
+          <w:b/>
+        </w:rPr>
+        <w:t>EVIDENCE</w:t>
+      </w:r>
+    </w:p>
+    <w:p>
+      <w:pPr>
+        <w:spacing w:line="336" w:lineRule="auto" w:after="180"/>
+      </w:pPr>
+      <w:r>
+        <w:rPr>
+          <w:b w:val="0"/>
+        </w:rPr>
         <w:t>Reason Step by Step</w:t>
       </w:r>
     </w:p>
     <w:p>
-      <w:r>
-        <w:t>Predict first. Then check each step. A correct answer without visible reasoning is incomplete evidence.</w:t>
+      <w:pPr>
+        <w:spacing w:line="336" w:lineRule="auto" w:after="180"/>
+      </w:pPr>
+      <w:r>
+        <w:rPr>
+          <w:b w:val="0"/>
+        </w:rPr>
+        <w:t xml:space="preserve">Predict first. Then check each step. A correct answer without visible reasoning is incomplete </w:t>
+      </w:r>
+      <w:r>
+        <w:rPr>
+          <w:b/>
+        </w:rPr>
+        <w:t>evidence</w:t>
+      </w:r>
+      <w:r>
+        <w:rPr>
+          <w:b w:val="0"/>
+        </w:rPr>
+        <w:t>.</w:t>
       </w:r>
     </w:p>
     <w:p>
@@ -1740,27 +2628,61 @@
       </w:r>
     </w:p>
     <w:p>
-      <w:r>
+      <w:pPr>
+        <w:spacing w:line="336" w:lineRule="auto" w:after="180"/>
+        <w:shd w:fill="F4F9FC"/>
+      </w:pPr>
+      <w:r>
+        <w:rPr>
+          <w:b w:val="0"/>
+        </w:rPr>
         <w:t>1. 20 cards: seal 5 as test cases first.</w:t>
       </w:r>
     </w:p>
     <w:p>
-      <w:r>
+      <w:pPr>
+        <w:spacing w:line="336" w:lineRule="auto" w:after="180"/>
+        <w:shd w:fill="F4F9FC"/>
+      </w:pPr>
+      <w:r>
+        <w:rPr>
+          <w:b w:val="0"/>
+        </w:rPr>
         <w:t>2. Design the rule using only the remaining 15.</w:t>
       </w:r>
     </w:p>
     <w:p>
-      <w:r>
+      <w:pPr>
+        <w:spacing w:line="336" w:lineRule="auto" w:after="180"/>
+        <w:shd w:fill="F4F9FC"/>
+      </w:pPr>
+      <w:r>
+        <w:rPr>
+          <w:b w:val="0"/>
+        </w:rPr>
         <w:t>3. Freeze the rule before opening the test cards.</w:t>
       </w:r>
     </w:p>
     <w:p>
-      <w:r>
+      <w:pPr>
+        <w:spacing w:line="336" w:lineRule="auto" w:after="180"/>
+        <w:shd w:fill="F4F9FC"/>
+      </w:pPr>
+      <w:r>
+        <w:rPr>
+          <w:b w:val="0"/>
+        </w:rPr>
         <w:t>4. If a test label guided a change, it is no longer a fair final test.</w:t>
       </w:r>
     </w:p>
     <w:p>
-      <w:r>
+      <w:pPr>
+        <w:spacing w:line="336" w:lineRule="auto" w:after="180"/>
+      </w:pPr>
+      <w:r>
+        <w:rPr>
+          <w:b w:val="0"/>
+        </w:rPr>
         <w:t>Recalculate, retrace, or restate the reasoning in your own representation:</w:t>
       </w:r>
     </w:p>
@@ -1798,8 +2720,27 @@
       </w:r>
     </w:p>
     <w:p>
-      <w:r>
-        <w:t>CHECK  Did the evidence answer the exact question? Did the total, path, or source record stay consistent?</w:t>
+      <w:pPr>
+        <w:spacing w:line="336" w:lineRule="auto" w:after="180"/>
+        <w:shd w:fill="F5F1FB"/>
+      </w:pPr>
+      <w:r>
+        <w:rPr>
+          <w:b w:val="0"/>
+        </w:rPr>
+        <w:t xml:space="preserve">CHECK  Did the </w:t>
+      </w:r>
+      <w:r>
+        <w:rPr>
+          <w:b/>
+        </w:rPr>
+        <w:t>evidence</w:t>
+      </w:r>
+      <w:r>
+        <w:rPr>
+          <w:b w:val="0"/>
+        </w:rPr>
+        <w:t xml:space="preserve"> answer the exact question? Did the total, path, or source record stay consistent?</w:t>
       </w:r>
     </w:p>
     <w:p>
@@ -1811,20 +2752,122 @@
       </w:r>
     </w:p>
     <w:p>
-      <w:r>
-        <w:t>Suppose A1 and A2 are in training while A3 is in test. The frame IDs differ, but A appears in both sets. Shuffling the rows does not remove this relationship. For our new-trip claim, move all A frames to one chosen role and record the revised assignment before evaluating a model. Do not copy A3 into both roles.</w:t>
-      </w:r>
-    </w:p>
-    <w:p>
-      <w:r>
-        <w:t>Audit that every source frame occurs exactly once, no group crosses roles and the assigned counts sum to the source count. In our worked plan the row counts are six training, two validation and four test: twelve total. A fixed random seed can reproduce a random split, but it cannot make a flawed grouping choice fair.</w:t>
-      </w:r>
-    </w:p>
-    <w:p>
       <w:pPr>
         <w:pStyle w:val="Heading3"/>
       </w:pPr>
       <w:r>
+        <w:t>Worked explanation · Training and Testing</w:t>
+      </w:r>
+    </w:p>
+    <w:p>
+      <w:pPr>
+        <w:spacing w:line="336" w:lineRule="auto" w:after="180"/>
+        <w:shd w:fill="F1F6FC"/>
+      </w:pPr>
+      <w:r>
+        <w:rPr>
+          <w:b w:val="0"/>
+        </w:rPr>
+        <w:t xml:space="preserve">Suppose A1 and A2 are in </w:t>
+      </w:r>
+      <w:r>
+        <w:rPr>
+          <w:b/>
+        </w:rPr>
+        <w:t>training</w:t>
+      </w:r>
+      <w:r>
+        <w:rPr>
+          <w:b w:val="0"/>
+        </w:rPr>
+        <w:t xml:space="preserve"> while A3 is in test. The frame IDs differ, but A appears in both sets. Shuffling the rows does not remove this relationship.</w:t>
+      </w:r>
+    </w:p>
+    <w:p>
+      <w:pPr>
+        <w:spacing w:line="336" w:lineRule="auto" w:after="180"/>
+        <w:shd w:fill="F1F6FC"/>
+      </w:pPr>
+      <w:r>
+        <w:rPr>
+          <w:b w:val="0"/>
+        </w:rPr>
+        <w:t>For our new-trip claim, move all A frames to one chosen role and record the revised assignment before evaluating a model. Do not copy A3 into both roles.</w:t>
+      </w:r>
+    </w:p>
+    <w:p>
+      <w:pPr>
+        <w:pStyle w:val="Heading3"/>
+      </w:pPr>
+      <w:r>
+        <w:t>Worked explanation · Training and Testing</w:t>
+      </w:r>
+    </w:p>
+    <w:p>
+      <w:pPr>
+        <w:spacing w:line="336" w:lineRule="auto" w:after="180"/>
+        <w:shd w:fill="F1F6FC"/>
+      </w:pPr>
+      <w:r>
+        <w:rPr>
+          <w:b w:val="0"/>
+        </w:rPr>
+        <w:t xml:space="preserve">Audit that every source frame occurs exactly once, no </w:t>
+      </w:r>
+      <w:r>
+        <w:rPr>
+          <w:b/>
+        </w:rPr>
+        <w:t>group</w:t>
+      </w:r>
+      <w:r>
+        <w:rPr>
+          <w:b w:val="0"/>
+        </w:rPr>
+        <w:t xml:space="preserve"> crosses roles and the assigned counts sum to the source count. In our worked plan the row counts are six </w:t>
+      </w:r>
+      <w:r>
+        <w:rPr>
+          <w:b/>
+        </w:rPr>
+        <w:t>training</w:t>
+      </w:r>
+      <w:r>
+        <w:rPr>
+          <w:b w:val="0"/>
+        </w:rPr>
+        <w:t>, two validation and four test: twelve total.</w:t>
+      </w:r>
+    </w:p>
+    <w:p>
+      <w:pPr>
+        <w:spacing w:line="336" w:lineRule="auto" w:after="180"/>
+        <w:shd w:fill="F1F6FC"/>
+      </w:pPr>
+      <w:r>
+        <w:rPr>
+          <w:b w:val="0"/>
+        </w:rPr>
+        <w:t xml:space="preserve">A fixed random seed can reproduce a random split, but it cannot make a flawed </w:t>
+      </w:r>
+      <w:r>
+        <w:rPr>
+          <w:b/>
+        </w:rPr>
+        <w:t>group</w:t>
+      </w:r>
+      <w:r>
+        <w:rPr>
+          <w:b w:val="0"/>
+        </w:rPr>
+        <w:t>ing choice fair.</w:t>
+      </w:r>
+    </w:p>
+    <w:p>
+      <w:pPr>
+        <w:pStyle w:val="Heading3"/>
+      </w:pPr>
+      <w:r>
         <w:t>A learner moves D2 from validation to training but leaves D1 in validation. Give the new row counts and shared trip ID. Explain why different frame IDs and a fixed seed do not repair the overlap.</w:t>
       </w:r>
     </w:p>
@@ -1854,20 +2897,89 @@
       </w:r>
     </w:p>
     <w:p>
-      <w:r>
-        <w:t>A split record names the prediction goal, source version, group definition, exact assignments, row and group counts, date and any random method or seed used. For this hand-assigned example, record that there was no random sampling. Keep label-rule versions and unresolved review statuses traceable as in Week 5.</w:t>
-      </w:r>
-    </w:p>
-    <w:p>
       <w:pPr>
         <w:pStyle w:val="Heading3"/>
       </w:pPr>
       <w:r>
+        <w:t>Worked explanation · Training and Testing</w:t>
+      </w:r>
+    </w:p>
+    <w:p>
+      <w:pPr>
+        <w:spacing w:line="336" w:lineRule="auto" w:after="180"/>
+        <w:shd w:fill="F1F6FC"/>
+      </w:pPr>
+      <w:r>
+        <w:rPr>
+          <w:b w:val="0"/>
+        </w:rPr>
+        <w:t xml:space="preserve">A split record names the </w:t>
+      </w:r>
+      <w:r>
+        <w:rPr>
+          <w:b/>
+        </w:rPr>
+        <w:t>prediction</w:t>
+      </w:r>
+      <w:r>
+        <w:rPr>
+          <w:b w:val="0"/>
+        </w:rPr>
+        <w:t xml:space="preserve"> goal, source version, </w:t>
+      </w:r>
+      <w:r>
+        <w:rPr>
+          <w:b/>
+        </w:rPr>
+        <w:t>group</w:t>
+      </w:r>
+      <w:r>
+        <w:rPr>
+          <w:b w:val="0"/>
+        </w:rPr>
+        <w:t xml:space="preserve"> definition, exact assignments, row and </w:t>
+      </w:r>
+      <w:r>
+        <w:rPr>
+          <w:b/>
+        </w:rPr>
+        <w:t>group</w:t>
+      </w:r>
+      <w:r>
+        <w:rPr>
+          <w:b w:val="0"/>
+        </w:rPr>
+        <w:t xml:space="preserve"> counts, date and any random method or seed used.</w:t>
+      </w:r>
+    </w:p>
+    <w:p>
+      <w:pPr>
+        <w:spacing w:line="336" w:lineRule="auto" w:after="180"/>
+        <w:shd w:fill="F1F6FC"/>
+      </w:pPr>
+      <w:r>
+        <w:rPr>
+          <w:b w:val="0"/>
+        </w:rPr>
+        <w:t>For this hand-assigned example, record that there was no random sampling. Keep label-rule versions and unresolved review statuses traceable as in Week 5.</w:t>
+      </w:r>
+    </w:p>
+    <w:p>
+      <w:pPr>
+        <w:pStyle w:val="Heading3"/>
+      </w:pPr>
+      <w:r>
         <w:t>Learn from the worked case</w:t>
       </w:r>
     </w:p>
     <w:p>
-      <w:r>
+      <w:pPr>
+        <w:spacing w:line="336" w:lineRule="auto" w:after="180"/>
+      </w:pPr>
+      <w:r>
+        <w:rPr>
+          <w:b w:val="0"/>
+        </w:rPr>
         <w:t>Cover the result before checking it. Say what is given, choose the procedure, and follow one step at a time. Then uncover the result and explain your first mismatch. Ask why a step is allowed, not only what number it produces.</w:t>
       </w:r>
     </w:p>
@@ -1880,8 +2992,26 @@
       </w:r>
     </w:p>
     <w:p>
-      <w:r>
-        <w:t>A fictional catalogue model learns from scans of book covers and will face previously unseen books.</w:t>
+      <w:pPr>
+        <w:spacing w:line="336" w:lineRule="auto" w:after="180"/>
+      </w:pPr>
+      <w:r>
+        <w:rPr>
+          <w:b w:val="0"/>
+        </w:rPr>
+        <w:t xml:space="preserve">A fictional catalogue model learns from scans of book covers and will face previously </w:t>
+      </w:r>
+      <w:r>
+        <w:rPr>
+          <w:b/>
+        </w:rPr>
+        <w:t>unseen</w:t>
+      </w:r>
+      <w:r>
+        <w:rPr>
+          <w:b w:val="0"/>
+        </w:rPr>
+        <w:t xml:space="preserve"> books.</w:t>
       </w:r>
     </w:p>
     <w:p>
@@ -1893,13 +3023,55 @@
       </w:r>
     </w:p>
     <w:p>
-      <w:r>
+      <w:pPr>
+        <w:pStyle w:val="Heading3"/>
+      </w:pPr>
+      <w:r>
+        <w:t>Supplied facts</w:t>
+      </w:r>
+    </w:p>
+    <w:p>
+      <w:pPr>
+        <w:spacing w:line="336" w:lineRule="auto" w:after="180"/>
+        <w:shd w:fill="F1F6FC"/>
+      </w:pPr>
+      <w:r>
+        <w:rPr>
+          <w:b w:val="0"/>
+        </w:rPr>
         <w:t>Book A has scans A1,A2; B has B1,B2; C has C1,C2; D has D1,D2.</w:t>
       </w:r>
     </w:p>
     <w:p>
-      <w:r>
-        <w:t>Proposed training A1,B1,C1; validation A2,D1; test B2,C2,D2.</w:t>
+      <w:pPr>
+        <w:pStyle w:val="Heading3"/>
+      </w:pPr>
+      <w:r>
+        <w:t>Supplied facts</w:t>
+      </w:r>
+    </w:p>
+    <w:p>
+      <w:pPr>
+        <w:spacing w:line="336" w:lineRule="auto" w:after="180"/>
+        <w:shd w:fill="F1F6FC"/>
+      </w:pPr>
+      <w:r>
+        <w:rPr>
+          <w:b w:val="0"/>
+        </w:rPr>
+        <w:t xml:space="preserve">Proposed </w:t>
+      </w:r>
+      <w:r>
+        <w:rPr>
+          <w:b/>
+        </w:rPr>
+        <w:t>training</w:t>
+      </w:r>
+      <w:r>
+        <w:rPr>
+          <w:b w:val="0"/>
+        </w:rPr>
+        <w:t xml:space="preserve"> A1,B1,C1; validation A2,D1; test B2,C2,D2.</w:t>
       </w:r>
     </w:p>
     <w:p>
@@ -2084,30 +3256,138 @@
       </w:r>
     </w:p>
     <w:p>
-      <w:r>
-        <w:t>Different scan IDs do not make examples independent books. A model may recognise repeated cover details from another view. Grouping by book matches the intended claim about new books and makes the split inspectable. The repaired split has four training, two validation and two test scans, but only two, one and one books respectively.</w:t>
-      </w:r>
-    </w:p>
-    <w:p>
       <w:pPr>
         <w:pStyle w:val="Heading3"/>
       </w:pPr>
       <w:r>
+        <w:t>Why the result follows</w:t>
+      </w:r>
+    </w:p>
+    <w:p>
+      <w:pPr>
+        <w:spacing w:line="336" w:lineRule="auto" w:after="180"/>
+        <w:shd w:fill="F1F6FC"/>
+      </w:pPr>
+      <w:r>
+        <w:rPr>
+          <w:b w:val="0"/>
+        </w:rPr>
+        <w:t xml:space="preserve">Different scan IDs do not make examples independent books. A model may recognise repeated cover details from another view. </w:t>
+      </w:r>
+      <w:r>
+        <w:rPr>
+          <w:b/>
+        </w:rPr>
+        <w:t>Group</w:t>
+      </w:r>
+      <w:r>
+        <w:rPr>
+          <w:b w:val="0"/>
+        </w:rPr>
+        <w:t>ing by book matches the intended claim about new books and makes the split inspectable.</w:t>
+      </w:r>
+    </w:p>
+    <w:p>
+      <w:pPr>
+        <w:spacing w:line="336" w:lineRule="auto" w:after="180"/>
+        <w:shd w:fill="F1F6FC"/>
+      </w:pPr>
+      <w:r>
+        <w:rPr>
+          <w:b w:val="0"/>
+        </w:rPr>
+        <w:t xml:space="preserve">The repaired split has four </w:t>
+      </w:r>
+      <w:r>
+        <w:rPr>
+          <w:b/>
+        </w:rPr>
+        <w:t>training</w:t>
+      </w:r>
+      <w:r>
+        <w:rPr>
+          <w:b w:val="0"/>
+        </w:rPr>
+        <w:t>, two validation and two test scans, but only two, one and one books respectively.</w:t>
+      </w:r>
+    </w:p>
+    <w:p>
+      <w:pPr>
+        <w:pStyle w:val="Heading3"/>
+      </w:pPr>
+      <w:r>
         <w:t>What this example does not establish</w:t>
       </w:r>
     </w:p>
     <w:p>
-      <w:r>
-        <w:t>One validation book and one test book provide very limited diversity even though no groups overlap.</w:t>
-      </w:r>
-    </w:p>
-    <w:p>
-      <w:r>
+      <w:pPr>
+        <w:pStyle w:val="Heading3"/>
+      </w:pPr>
+      <w:r>
+        <w:t>Keep the stated limit</w:t>
+      </w:r>
+    </w:p>
+    <w:p>
+      <w:pPr>
+        <w:spacing w:line="336" w:lineRule="auto" w:after="180"/>
+        <w:shd w:fill="FFF5E6"/>
+      </w:pPr>
+      <w:r>
+        <w:rPr>
+          <w:b w:val="0"/>
+        </w:rPr>
+        <w:t xml:space="preserve">One validation book and one test book provide very limited diversity even though no </w:t>
+      </w:r>
+      <w:r>
+        <w:rPr>
+          <w:b/>
+        </w:rPr>
+        <w:t>group</w:t>
+      </w:r>
+      <w:r>
+        <w:rPr>
+          <w:b w:val="0"/>
+        </w:rPr>
+        <w:t>s overlap.</w:t>
+      </w:r>
+    </w:p>
+    <w:p>
+      <w:pPr>
+        <w:pStyle w:val="Heading3"/>
+      </w:pPr>
+      <w:r>
+        <w:t>Keep the stated limit</w:t>
+      </w:r>
+    </w:p>
+    <w:p>
+      <w:pPr>
+        <w:spacing w:line="336" w:lineRule="auto" w:after="180"/>
+        <w:shd w:fill="FFF5E6"/>
+      </w:pPr>
+      <w:r>
+        <w:rPr>
+          <w:b w:val="0"/>
+        </w:rPr>
         <w:t>Read the labelled picture: How many distinct books are in each repaired role, and why report that as well as scan counts?</w:t>
       </w:r>
     </w:p>
     <w:p>
-      <w:r>
+      <w:pPr>
+        <w:pStyle w:val="Heading3"/>
+      </w:pPr>
+      <w:r>
+        <w:t>Keep the stated limit</w:t>
+      </w:r>
+    </w:p>
+    <w:p>
+      <w:pPr>
+        <w:spacing w:line="336" w:lineRule="auto" w:after="180"/>
+        <w:shd w:fill="FFF5E6"/>
+      </w:pPr>
+      <w:r>
+        <w:rPr>
+          <w:b w:val="0"/>
+        </w:rPr>
         <w:t>Change one thing: Give A2 a new filename without changing the book it depicts. Predict the result before checking the explanation. What remains the same?</w:t>
       </w:r>
     </w:p>
@@ -2121,17 +3401,61 @@
     </w:p>
     <w:p>
       <w:r>
+        <w:t>Find the unsupported step in the Training and Testing claim and explain a repair using the supplied evidence.</w:t>
+      </w:r>
+    </w:p>
+    <w:p>
+      <w:pPr>
+        <w:pStyle w:val="Heading3"/>
+      </w:pPr>
+      <w:r>
+        <w:t>Find the first error</w:t>
+      </w:r>
+    </w:p>
+    <w:p>
+      <w:pPr>
+        <w:spacing w:line="336" w:lineRule="auto" w:after="180"/>
+        <w:shd w:fill="FFF5E6"/>
+      </w:pPr>
+      <w:r>
+        <w:rPr>
+          <w:b w:val="0"/>
+        </w:rPr>
         <w:t>ERROR DETECTIVE</w:t>
       </w:r>
     </w:p>
     <w:p>
-      <w:r>
+      <w:pPr>
+        <w:spacing w:line="336" w:lineRule="auto" w:after="180"/>
+      </w:pPr>
+      <w:r>
+        <w:rPr>
+          <w:b w:val="0"/>
+        </w:rPr>
         <w:t>Compare → Diagnose → Repair</w:t>
       </w:r>
     </w:p>
     <w:p>
-      <w:r>
-        <w:t>Do not patch the answer. Find the earliest unsupported assumption, wrong step, or weak evidence.</w:t>
+      <w:pPr>
+        <w:spacing w:line="336" w:lineRule="auto" w:after="180"/>
+      </w:pPr>
+      <w:r>
+        <w:rPr>
+          <w:b w:val="0"/>
+        </w:rPr>
+        <w:t xml:space="preserve">Do not patch the answer. Find the earliest unsupported assumption, wrong step, or weak </w:t>
+      </w:r>
+      <w:r>
+        <w:rPr>
+          <w:b/>
+        </w:rPr>
+        <w:t>evidence</w:t>
+      </w:r>
+      <w:r>
+        <w:rPr>
+          <w:b w:val="0"/>
+        </w:rPr>
+        <w:t>.</w:t>
       </w:r>
     </w:p>
     <w:p>
@@ -2381,7 +3705,14 @@
       </w:tr>
     </w:tbl>
     <w:p>
-      <w:r>
+      <w:pPr>
+        <w:spacing w:line="336" w:lineRule="auto" w:after="180"/>
+        <w:shd w:fill="F5F1FB"/>
+      </w:pPr>
+      <w:r>
+        <w:rPr>
+          <w:b w:val="0"/>
+        </w:rPr>
         <w:t>Repair one cause. Why is this repair better than changing several things?</w:t>
       </w:r>
     </w:p>
@@ -2427,20 +3758,122 @@
       </w:r>
     </w:p>
     <w:p>
-      <w:r>
-        <w:t>Fit learned preprocessing, such as scaling values using an average, on training data and apply the stored transformation to the other sets. Using the full dataset to learn such values would let held out information influence development. We will implement preprocessing later; group separation alone does not solve that issue.</w:t>
-      </w:r>
-    </w:p>
-    <w:p>
-      <w:r>
-        <w:t>Record exclusions and label-review policies before scoring. Do not remove difficult test cases because they reduce the score. If a genuine data error requires repair, document it and its effect on the evaluation rather than claiming the old test stayed untouched. Next week you will build a simple baseline using these split roles.</w:t>
-      </w:r>
-    </w:p>
-    <w:p>
       <w:pPr>
         <w:pStyle w:val="Heading3"/>
       </w:pPr>
       <w:r>
+        <w:t>Check the claim against the facts</w:t>
+      </w:r>
+    </w:p>
+    <w:p>
+      <w:pPr>
+        <w:spacing w:line="336" w:lineRule="auto" w:after="180"/>
+        <w:shd w:fill="FFF5E6"/>
+      </w:pPr>
+      <w:r>
+        <w:rPr>
+          <w:b w:val="0"/>
+        </w:rPr>
+        <w:t>Fit learned pre</w:t>
+      </w:r>
+      <w:r>
+        <w:rPr>
+          <w:b/>
+        </w:rPr>
+        <w:t>process</w:t>
+      </w:r>
+      <w:r>
+        <w:rPr>
+          <w:b w:val="0"/>
+        </w:rPr>
+        <w:t xml:space="preserve">ing, such as scaling values using an average, on </w:t>
+      </w:r>
+      <w:r>
+        <w:rPr>
+          <w:b/>
+        </w:rPr>
+        <w:t>training</w:t>
+      </w:r>
+      <w:r>
+        <w:rPr>
+          <w:b w:val="0"/>
+        </w:rPr>
+        <w:t xml:space="preserve"> data and apply the stored transformation to the other sets.</w:t>
+      </w:r>
+    </w:p>
+    <w:p>
+      <w:pPr>
+        <w:spacing w:line="336" w:lineRule="auto" w:after="180"/>
+        <w:shd w:fill="FFF5E6"/>
+      </w:pPr>
+      <w:r>
+        <w:rPr>
+          <w:b w:val="0"/>
+        </w:rPr>
+        <w:t>Using the full dataset to learn such values would let held out information influence development. We will implement pre</w:t>
+      </w:r>
+      <w:r>
+        <w:rPr>
+          <w:b/>
+        </w:rPr>
+        <w:t>process</w:t>
+      </w:r>
+      <w:r>
+        <w:rPr>
+          <w:b w:val="0"/>
+        </w:rPr>
+        <w:t xml:space="preserve">ing later; </w:t>
+      </w:r>
+      <w:r>
+        <w:rPr>
+          <w:b/>
+        </w:rPr>
+        <w:t>group</w:t>
+      </w:r>
+      <w:r>
+        <w:rPr>
+          <w:b w:val="0"/>
+        </w:rPr>
+        <w:t xml:space="preserve"> separation alone does not solve that issue.</w:t>
+      </w:r>
+    </w:p>
+    <w:p>
+      <w:pPr>
+        <w:pStyle w:val="Heading3"/>
+      </w:pPr>
+      <w:r>
+        <w:t>Check the claim against the facts</w:t>
+      </w:r>
+    </w:p>
+    <w:p>
+      <w:pPr>
+        <w:spacing w:line="336" w:lineRule="auto" w:after="180"/>
+        <w:shd w:fill="FFF5E6"/>
+      </w:pPr>
+      <w:r>
+        <w:rPr>
+          <w:b w:val="0"/>
+        </w:rPr>
+        <w:t>Record exclusions and label-review policies before scoring. Do not remove difficult test cases because they reduce the score.</w:t>
+      </w:r>
+    </w:p>
+    <w:p>
+      <w:pPr>
+        <w:spacing w:line="336" w:lineRule="auto" w:after="180"/>
+        <w:shd w:fill="FFF5E6"/>
+      </w:pPr>
+      <w:r>
+        <w:rPr>
+          <w:b w:val="0"/>
+        </w:rPr>
+        <w:t>If a genuine data error requires repair, document it and its effect on the evaluation rather than claiming the old test stayed untouched. Next week you will build a simple baseline using these split roles.</w:t>
+      </w:r>
+    </w:p>
+    <w:p>
+      <w:pPr>
+        <w:pStyle w:val="Heading3"/>
+      </w:pPr>
+      <w:r>
         <w:t>All trip IDs are separate, but every trip uses the same route. Can you claim the model works on unseen routes? Explain the limitation and propose a split unit for that new claim.</w:t>
       </w:r>
     </w:p>
@@ -2479,16 +3912,39 @@
     </w:p>
     <w:p>
       <w:r>
+        <w:t>Practise Training and Testing with support, then explain the deciding step in your own words.</w:t>
+      </w:r>
+    </w:p>
+    <w:p>
+      <w:pPr>
+        <w:spacing w:line="336" w:lineRule="auto" w:after="180"/>
+      </w:pPr>
+      <w:r>
+        <w:rPr>
+          <w:b/>
+        </w:rPr>
         <w:t>LOGIC STUDIO</w:t>
       </w:r>
     </w:p>
     <w:p>
-      <w:r>
+      <w:pPr>
+        <w:spacing w:line="336" w:lineRule="auto" w:after="180"/>
+      </w:pPr>
+      <w:r>
+        <w:rPr>
+          <w:b w:val="0"/>
+        </w:rPr>
         <w:t>Trace Before You Run</w:t>
       </w:r>
     </w:p>
     <w:p>
-      <w:r>
+      <w:pPr>
+        <w:spacing w:line="336" w:lineRule="auto" w:after="180"/>
+      </w:pPr>
+      <w:r>
+        <w:rPr>
+          <w:b w:val="0"/>
+        </w:rPr>
         <w:t>Block code, pseudocode, tables, and diagrams are different ways to expose the same reasoning.</w:t>
       </w:r>
     </w:p>
@@ -2529,8 +3985,26 @@
       </w:r>
     </w:p>
     <w:p>
-      <w:r>
-        <w:t>SET evidence_record</w:t>
+      <w:pPr>
+        <w:spacing w:line="336" w:lineRule="auto" w:after="180"/>
+      </w:pPr>
+      <w:r>
+        <w:rPr>
+          <w:b w:val="0"/>
+        </w:rPr>
+        <w:t xml:space="preserve">SET </w:t>
+      </w:r>
+      <w:r>
+        <w:rPr>
+          <w:b/>
+        </w:rPr>
+        <w:t>evidence</w:t>
+      </w:r>
+      <w:r>
+        <w:rPr>
+          <w:b w:val="0"/>
+        </w:rPr>
+        <w:t>_record</w:t>
         <w:br/>
         <w:t>PREDICT expected_result</w:t>
         <w:br/>
@@ -2544,8 +4018,27 @@
       </w:r>
     </w:p>
     <w:p>
-      <w:r>
-        <w:t>Trace one input. Which line changes the state or chooses a path?</w:t>
+      <w:pPr>
+        <w:spacing w:line="336" w:lineRule="auto" w:after="180"/>
+        <w:shd w:fill="F5F1FB"/>
+      </w:pPr>
+      <w:r>
+        <w:rPr>
+          <w:b w:val="0"/>
+        </w:rPr>
+        <w:t xml:space="preserve">Trace one </w:t>
+      </w:r>
+      <w:r>
+        <w:rPr>
+          <w:b/>
+        </w:rPr>
+        <w:t>input</w:t>
+      </w:r>
+      <w:r>
+        <w:rPr>
+          <w:b w:val="0"/>
+        </w:rPr>
+        <w:t>. Which line changes the state or chooses a path?</w:t>
       </w:r>
     </w:p>
     <w:p>
@@ -2590,13 +4083,82 @@
       </w:r>
     </w:p>
     <w:p>
-      <w:r>
-        <w:t>For new trips on a familiar route, holding out whole trips addresses within-trip similarity. For new routes, hold out entire routes so all their trips stay together. For forecasting future events, a time-respecting split may be needed: training on later events to predict earlier ones would not represent that intended use. The evaluation question determines the separation.</w:t>
-      </w:r>
-    </w:p>
-    <w:p>
-      <w:r>
-        <w:t>There is no universal percentage that makes a split valid. Large groups can make row counts unequal. Check that the sets can support the intended comparison, including enough relevant cases and labels, without moving individual related frames just to hit a percentage. This twelve-row example is too small to justify a reliable performance claim.</w:t>
+      <w:pPr>
+        <w:spacing w:line="336" w:lineRule="auto" w:after="180"/>
+      </w:pPr>
+      <w:r>
+        <w:rPr>
+          <w:b w:val="0"/>
+        </w:rPr>
+        <w:t>For new trips on a familiar route, holding out whole trips addresses within-trip similarity. For new routes, hold out entire routes so all their trips stay together.</w:t>
+      </w:r>
+    </w:p>
+    <w:p>
+      <w:pPr>
+        <w:spacing w:line="336" w:lineRule="auto" w:after="180"/>
+      </w:pPr>
+      <w:r>
+        <w:rPr>
+          <w:b w:val="0"/>
+        </w:rPr>
+        <w:t xml:space="preserve">For forecasting future events, a time-respecting split may be needed: </w:t>
+      </w:r>
+      <w:r>
+        <w:rPr>
+          <w:b/>
+        </w:rPr>
+        <w:t>training</w:t>
+      </w:r>
+      <w:r>
+        <w:rPr>
+          <w:b w:val="0"/>
+        </w:rPr>
+        <w:t xml:space="preserve"> on later events to predict earlier ones would not represent that intended use. The evaluation question determines the separation.</w:t>
+      </w:r>
+    </w:p>
+    <w:p>
+      <w:pPr>
+        <w:spacing w:line="336" w:lineRule="auto" w:after="180"/>
+      </w:pPr>
+      <w:r>
+        <w:rPr>
+          <w:b w:val="0"/>
+        </w:rPr>
+        <w:t xml:space="preserve">There is no universal percentage that makes a split valid. Large </w:t>
+      </w:r>
+      <w:r>
+        <w:rPr>
+          <w:b/>
+        </w:rPr>
+        <w:t>group</w:t>
+      </w:r>
+      <w:r>
+        <w:rPr>
+          <w:b w:val="0"/>
+        </w:rPr>
+        <w:t>s can make row counts unequal.</w:t>
+      </w:r>
+    </w:p>
+    <w:p>
+      <w:pPr>
+        <w:spacing w:line="336" w:lineRule="auto" w:after="180"/>
+      </w:pPr>
+      <w:r>
+        <w:rPr>
+          <w:b w:val="0"/>
+        </w:rPr>
+        <w:t>Check that the sets can support the intended comparison, including enough relevant cases and labels, without moving individual related frames just to hit a percentage.</w:t>
+      </w:r>
+    </w:p>
+    <w:p>
+      <w:pPr>
+        <w:spacing w:line="336" w:lineRule="auto" w:after="180"/>
+      </w:pPr>
+      <w:r>
+        <w:rPr>
+          <w:b w:val="0"/>
+        </w:rPr>
+        <w:t>This twelve-row example is too small to justify a reliable performance claim.</w:t>
       </w:r>
     </w:p>
     <w:p>
@@ -2608,8 +4170,26 @@
       </w:r>
     </w:p>
     <w:p>
-      <w:r>
-        <w:t>Use workbook W2 for the connected example “Splits and related examples”. First fill the input and rule boxes. Try the middle steps before asking for a hint. After a hint, try the next step yourself.</w:t>
+      <w:pPr>
+        <w:spacing w:line="336" w:lineRule="auto" w:after="180"/>
+      </w:pPr>
+      <w:r>
+        <w:rPr>
+          <w:b w:val="0"/>
+        </w:rPr>
+        <w:t xml:space="preserve">Use workbook W2 for the connected example “Splits and related examples”. First fill the </w:t>
+      </w:r>
+      <w:r>
+        <w:rPr>
+          <w:b/>
+        </w:rPr>
+        <w:t>input</w:t>
+      </w:r>
+      <w:r>
+        <w:rPr>
+          <w:b w:val="0"/>
+        </w:rPr>
+        <w:t xml:space="preserve"> and rule boxes. Try the middle steps before asking for a hint. After a hint, try the next step yourself.</w:t>
       </w:r>
     </w:p>
     <w:tbl>
@@ -2692,7 +4272,13 @@
       </w:tr>
     </w:tbl>
     <w:p>
-      <w:r>
+      <w:pPr>
+        <w:spacing w:line="336" w:lineRule="auto" w:after="180"/>
+      </w:pPr>
+      <w:r>
+        <w:rPr>
+          <w:b w:val="0"/>
+        </w:rPr>
         <w:t>Explain your trace to a partner. Your partner points to one step to check. Swap roles on the next case. Each person writes their own explanation.</w:t>
       </w:r>
     </w:p>
@@ -2705,12 +4291,35 @@
       </w:r>
     </w:p>
     <w:p>
-      <w:r>
-        <w:t>Use the worked case for Splits and related examples. Proposed explanation: “Different row IDs mean independent examples”. Decide whether this explanation is supported. Point to the step or supplied fact that decides; explain your repair if needed.</w:t>
-      </w:r>
-    </w:p>
-    <w:p>
-      <w:r>
+      <w:pPr>
+        <w:spacing w:line="336" w:lineRule="auto" w:after="180"/>
+      </w:pPr>
+      <w:r>
+        <w:rPr>
+          <w:b w:val="0"/>
+        </w:rPr>
+        <w:t>Use the worked case for Splits and related examples. Proposed explanation: “Different row IDs mean independent examples”. Decide whether this explanation is supported.</w:t>
+      </w:r>
+    </w:p>
+    <w:p>
+      <w:pPr>
+        <w:spacing w:line="336" w:lineRule="auto" w:after="180"/>
+      </w:pPr>
+      <w:r>
+        <w:rPr>
+          <w:b w:val="0"/>
+        </w:rPr>
+        <w:t>Point to the step or supplied fact that decides; explain your repair if needed.</w:t>
+      </w:r>
+    </w:p>
+    <w:p>
+      <w:pPr>
+        <w:spacing w:line="336" w:lineRule="auto" w:after="180"/>
+      </w:pPr>
+      <w:r>
+        <w:rPr>
+          <w:b w:val="0"/>
+        </w:rPr>
         <w:t>Answer on your own before discussion. If you are unsure, say which step you need help with.</w:t>
       </w:r>
     </w:p>
@@ -2723,7 +4332,14 @@
       </w:r>
     </w:p>
     <w:p>
-      <w:r>
+      <w:pPr>
+        <w:spacing w:line="336" w:lineRule="auto" w:after="180"/>
+        <w:shd w:fill="F5F1FB"/>
+      </w:pPr>
+      <w:r>
+        <w:rPr>
+          <w:b w:val="0"/>
+        </w:rPr>
         <w:t>How many distinct books are in each repaired role, and why report that as well as scan counts?</w:t>
       </w:r>
     </w:p>
@@ -2756,7 +4372,13 @@
       </w:r>
     </w:p>
     <w:p>
-      <w:r>
+      <w:pPr>
+        <w:spacing w:line="336" w:lineRule="auto" w:after="180"/>
+      </w:pPr>
+      <w:r>
+        <w:rPr>
+          <w:b w:val="0"/>
+        </w:rPr>
         <w:t>This is supported practice. Keep the separately named independent case for an attempt before feedback.</w:t>
       </w:r>
     </w:p>
@@ -2770,16 +4392,45 @@
     </w:p>
     <w:p>
       <w:r>
-        <w:t>EVIDENCE LAB</w:t>
-      </w:r>
-    </w:p>
-    <w:p>
-      <w:r>
+        <w:t>Investigate Training and Testing. Record the prediction, actual observation or labelled paper trace, explanation and next test separately.</w:t>
+      </w:r>
+    </w:p>
+    <w:p>
+      <w:pPr>
+        <w:spacing w:line="336" w:lineRule="auto" w:after="180"/>
+      </w:pPr>
+      <w:r>
+        <w:rPr>
+          <w:b/>
+        </w:rPr>
+        <w:t>EVIDENCE</w:t>
+      </w:r>
+      <w:r>
+        <w:rPr>
+          <w:b/>
+        </w:rPr>
+        <w:t xml:space="preserve"> LAB</w:t>
+      </w:r>
+    </w:p>
+    <w:p>
+      <w:pPr>
+        <w:spacing w:line="336" w:lineRule="auto" w:after="180"/>
+      </w:pPr>
+      <w:r>
+        <w:rPr>
+          <w:b w:val="0"/>
+        </w:rPr>
         <w:t>Predict → Test → Record → Explain</w:t>
       </w:r>
     </w:p>
     <w:p>
-      <w:r>
+      <w:pPr>
+        <w:spacing w:line="336" w:lineRule="auto" w:after="180"/>
+      </w:pPr>
+      <w:r>
+        <w:rPr>
+          <w:b w:val="0"/>
+        </w:rPr>
         <w:t>Keep expected and actual results separate. Surprises are useful data when recorded honestly.</w:t>
       </w:r>
     </w:p>
@@ -2820,8 +4471,26 @@
       </w:r>
     </w:p>
     <w:p>
-      <w:r>
-        <w:t>Split cards before rule-making. Record the split, build on training only, freeze the rule, then reveal and score the test pile once.</w:t>
+      <w:pPr>
+        <w:spacing w:line="336" w:lineRule="auto" w:after="180"/>
+      </w:pPr>
+      <w:r>
+        <w:rPr>
+          <w:b w:val="0"/>
+        </w:rPr>
+        <w:t xml:space="preserve">Split cards before rule-making. Record the split, build on </w:t>
+      </w:r>
+      <w:r>
+        <w:rPr>
+          <w:b/>
+        </w:rPr>
+        <w:t>training</w:t>
+      </w:r>
+      <w:r>
+        <w:rPr>
+          <w:b w:val="0"/>
+        </w:rPr>
+        <w:t xml:space="preserve"> only, freeze the rule, then reveal and score the test pile once.</w:t>
       </w:r>
     </w:p>
     <w:tbl>
@@ -3070,7 +4739,14 @@
       </w:tr>
     </w:tbl>
     <w:p>
-      <w:r>
+      <w:pPr>
+        <w:spacing w:line="336" w:lineRule="auto" w:after="180"/>
+        <w:shd w:fill="F5F1FB"/>
+      </w:pPr>
+      <w:r>
+        <w:rPr>
+          <w:b w:val="0"/>
+        </w:rPr>
         <w:t>What did the hardest test teach you that the normal test did not?</w:t>
       </w:r>
     </w:p>
@@ -3116,7 +4792,13 @@
       </w:r>
     </w:p>
     <w:p>
-      <w:r>
+      <w:pPr>
+        <w:spacing w:line="336" w:lineRule="auto" w:after="180"/>
+      </w:pPr>
+      <w:r>
+        <w:rPr>
+          <w:b w:val="0"/>
+        </w:rPr>
         <w:t>Before trying: what do I expect, and why? While trying: which step could first go wrong? Afterwards: what did I actually observe, and what should change? Keep “not run” if you only traced the procedure.</w:t>
       </w:r>
     </w:p>
@@ -3130,17 +4812,52 @@
     </w:p>
     <w:p>
       <w:r>
+        <w:t>Move from recall to tracing, diagnosis and transfer in Training and Testing. Explain why each step is justified.</w:t>
+      </w:r>
+    </w:p>
+    <w:p>
+      <w:pPr>
+        <w:spacing w:line="336" w:lineRule="auto" w:after="180"/>
+      </w:pPr>
+      <w:r>
+        <w:rPr>
+          <w:b/>
+        </w:rPr>
         <w:t>MASTERY</w:t>
       </w:r>
     </w:p>
     <w:p>
-      <w:r>
+      <w:pPr>
+        <w:spacing w:line="336" w:lineRule="auto" w:after="180"/>
+      </w:pPr>
+      <w:r>
+        <w:rPr>
+          <w:b w:val="0"/>
+        </w:rPr>
         <w:t>From Knowing the Word to Owning the Idea</w:t>
       </w:r>
     </w:p>
     <w:p>
-      <w:r>
-        <w:t>Move upward only when you can produce evidence without copying the worked example.</w:t>
+      <w:pPr>
+        <w:spacing w:line="336" w:lineRule="auto" w:after="180"/>
+      </w:pPr>
+      <w:r>
+        <w:rPr>
+          <w:b w:val="0"/>
+        </w:rPr>
+        <w:t xml:space="preserve">Move upward only when you can produce </w:t>
+      </w:r>
+      <w:r>
+        <w:rPr>
+          <w:b/>
+        </w:rPr>
+        <w:t>evidence</w:t>
+      </w:r>
+      <w:r>
+        <w:rPr>
+          <w:b w:val="0"/>
+        </w:rPr>
+        <w:t xml:space="preserve"> without copying the worked example.</w:t>
       </w:r>
     </w:p>
     <w:p>
@@ -3180,33 +4897,93 @@
       </w:r>
     </w:p>
     <w:p>
-      <w:r>
+      <w:pPr>
+        <w:spacing w:line="336" w:lineRule="auto" w:after="180"/>
+      </w:pPr>
+      <w:r>
+        <w:rPr>
+          <w:b w:val="0"/>
+        </w:rPr>
         <w:t>1 • NAME: Define the concept without repeating the textbook.</w:t>
       </w:r>
     </w:p>
     <w:p>
-      <w:r>
-        <w:t>2 • TRACE: Show the information, state, branch, calculation, or evidence path.</w:t>
-      </w:r>
-    </w:p>
-    <w:p>
-      <w:r>
+      <w:pPr>
+        <w:spacing w:line="336" w:lineRule="auto" w:after="180"/>
+      </w:pPr>
+      <w:r>
+        <w:rPr>
+          <w:b w:val="0"/>
+        </w:rPr>
+        <w:t xml:space="preserve">2 • TRACE: Show the information, state, branch, calculation, or </w:t>
+      </w:r>
+      <w:r>
+        <w:rPr>
+          <w:b/>
+        </w:rPr>
+        <w:t>evidence</w:t>
+      </w:r>
+      <w:r>
+        <w:rPr>
+          <w:b w:val="0"/>
+        </w:rPr>
+        <w:t xml:space="preserve"> path.</w:t>
+      </w:r>
+    </w:p>
+    <w:p>
+      <w:pPr>
+        <w:spacing w:line="336" w:lineRule="auto" w:after="180"/>
+      </w:pPr>
+      <w:r>
+        <w:rPr>
+          <w:b w:val="0"/>
+        </w:rPr>
         <w:t>3 • APPLY: Solve a different example independently.</w:t>
       </w:r>
     </w:p>
     <w:p>
-      <w:r>
+      <w:pPr>
+        <w:spacing w:line="336" w:lineRule="auto" w:after="180"/>
+      </w:pPr>
+      <w:r>
+        <w:rPr>
+          <w:b w:val="0"/>
+        </w:rPr>
         <w:t>4 • CHALLENGE: Find a boundary case, counterexample, or unfair outcome.</w:t>
       </w:r>
     </w:p>
     <w:p>
-      <w:r>
+      <w:pPr>
+        <w:spacing w:line="336" w:lineRule="auto" w:after="180"/>
+      </w:pPr>
+      <w:r>
+        <w:rPr>
+          <w:b w:val="0"/>
+        </w:rPr>
         <w:t>5 • EXPLAIN LIMITS: Say when the result should not be trusted or used alone.</w:t>
       </w:r>
     </w:p>
     <w:p>
-      <w:r>
-        <w:t>My strongest evidence of independent understanding:</w:t>
+      <w:pPr>
+        <w:spacing w:line="336" w:lineRule="auto" w:after="180"/>
+      </w:pPr>
+      <w:r>
+        <w:rPr>
+          <w:b w:val="0"/>
+        </w:rPr>
+        <w:t xml:space="preserve">My strongest </w:t>
+      </w:r>
+      <w:r>
+        <w:rPr>
+          <w:b/>
+        </w:rPr>
+        <w:t>evidence</w:t>
+      </w:r>
+      <w:r>
+        <w:rPr>
+          <w:b w:val="0"/>
+        </w:rPr>
+        <w:t xml:space="preserve"> of independent understanding:</w:t>
       </w:r>
     </w:p>
     <w:p>
@@ -3252,16 +5029,39 @@
     </w:p>
     <w:p>
       <w:r>
+        <w:t>Apply this week’s idea to Transparent Book Recommender. Keep an annotated decision and the evidence supporting it.</w:t>
+      </w:r>
+    </w:p>
+    <w:p>
+      <w:pPr>
+        <w:spacing w:line="336" w:lineRule="auto" w:after="180"/>
+      </w:pPr>
+      <w:r>
+        <w:rPr>
+          <w:b/>
+        </w:rPr>
         <w:t>CUMULATIVE PROJECT</w:t>
       </w:r>
     </w:p>
     <w:p>
-      <w:r>
+      <w:pPr>
+        <w:spacing w:line="336" w:lineRule="auto" w:after="180"/>
+      </w:pPr>
+      <w:r>
+        <w:rPr>
+          <w:b w:val="0"/>
+        </w:rPr>
         <w:t>Transparent Book Recommender</w:t>
       </w:r>
     </w:p>
     <w:p>
-      <w:r>
+      <w:pPr>
+        <w:spacing w:line="336" w:lineRule="auto" w:after="180"/>
+      </w:pPr>
+      <w:r>
+        <w:rPr>
+          <w:b w:val="0"/>
+        </w:rPr>
         <w:t>Every week adds one inspectable piece. The system must show how it reached a result.</w:t>
       </w:r>
     </w:p>
@@ -3302,17 +5102,63 @@
       </w:r>
     </w:p>
     <w:p>
-      <w:r>
+      <w:pPr>
+        <w:spacing w:line="336" w:lineRule="auto" w:after="180"/>
+      </w:pPr>
+      <w:r>
+        <w:rPr>
+          <w:b w:val="0"/>
+        </w:rPr>
         <w:t>THIS WEEK’S CHECKPOINT  Keep final user profiles hidden until weights and thresholds are fixed.</w:t>
       </w:r>
     </w:p>
     <w:p>
-      <w:r>
-        <w:t>SYSTEM MAP  Reader need → allowed inputs → transparent rule or score → ranked candidates → explanation → test record → human decision</w:t>
-      </w:r>
-    </w:p>
-    <w:p>
-      <w:r>
+      <w:pPr>
+        <w:pStyle w:val="Heading3"/>
+      </w:pPr>
+      <w:r>
+        <w:t>Trace the system</w:t>
+      </w:r>
+    </w:p>
+    <w:p>
+      <w:pPr>
+        <w:spacing w:line="336" w:lineRule="auto" w:after="180"/>
+        <w:shd w:fill="EDF7F3"/>
+      </w:pPr>
+      <w:r>
+        <w:rPr>
+          <w:b w:val="0"/>
+        </w:rPr>
+        <w:t xml:space="preserve">SYSTEM MAP  Reader need → allowed </w:t>
+      </w:r>
+      <w:r>
+        <w:rPr>
+          <w:b/>
+        </w:rPr>
+        <w:t>input</w:t>
+      </w:r>
+      <w:r>
+        <w:rPr>
+          <w:b w:val="0"/>
+        </w:rPr>
+        <w:t xml:space="preserve">s → transparent rule or score → ranked candidates → explanation → test record → </w:t>
+      </w:r>
+      <w:r>
+        <w:rPr>
+          <w:b/>
+        </w:rPr>
+        <w:t>human decision</w:t>
+      </w:r>
+    </w:p>
+    <w:p>
+      <w:pPr>
+        <w:spacing w:line="336" w:lineRule="auto" w:after="180"/>
+        <w:shd w:fill="F5F1FB"/>
+      </w:pPr>
+      <w:r>
+        <w:rPr>
+          <w:b w:val="0"/>
+        </w:rPr>
         <w:t>What will you add, change, or verify in the project this week?</w:t>
       </w:r>
     </w:p>
@@ -3350,8 +5196,27 @@
       </w:r>
     </w:p>
     <w:p>
-      <w:r>
-        <w:t>What should remain under human control?</w:t>
+      <w:pPr>
+        <w:spacing w:line="336" w:lineRule="auto" w:after="180"/>
+        <w:shd w:fill="F5F1FB"/>
+      </w:pPr>
+      <w:r>
+        <w:rPr>
+          <w:b w:val="0"/>
+        </w:rPr>
+        <w:t xml:space="preserve">What should remain under </w:t>
+      </w:r>
+      <w:r>
+        <w:rPr>
+          <w:b/>
+        </w:rPr>
+        <w:t>human control</w:t>
+      </w:r>
+      <w:r>
+        <w:rPr>
+          <w:b w:val="0"/>
+        </w:rPr>
+        <w:t>?</w:t>
       </w:r>
     </w:p>
     <w:p>
@@ -3388,7 +5253,22 @@
       </w:r>
     </w:p>
     <w:p>
-      <w:r>
+      <w:pPr>
+        <w:pStyle w:val="Heading3"/>
+      </w:pPr>
+      <w:r>
+        <w:t>Responsible design</w:t>
+      </w:r>
+    </w:p>
+    <w:p>
+      <w:pPr>
+        <w:spacing w:line="336" w:lineRule="auto" w:after="180"/>
+        <w:shd w:fill="FFF5E6"/>
+      </w:pPr>
+      <w:r>
+        <w:rPr>
+          <w:b w:val="0"/>
+        </w:rPr>
         <w:t>RESPONSIBLE DESIGN  Collect only necessary information. Show uncertainty and limits. Never confuse a ranking with a fact about a person.</w:t>
       </w:r>
     </w:p>
@@ -3401,8 +5281,20 @@
       </w:r>
     </w:p>
     <w:p>
-      <w:r>
-        <w:t>Group the recommender’s related reviews, editions or repeated-user examples according to its intended evaluation claim.</w:t>
+      <w:pPr>
+        <w:spacing w:line="336" w:lineRule="auto" w:after="180"/>
+      </w:pPr>
+      <w:r>
+        <w:rPr>
+          <w:b/>
+        </w:rPr>
+        <w:t>Group</w:t>
+      </w:r>
+      <w:r>
+        <w:rPr>
+          <w:b w:val="0"/>
+        </w:rPr>
+        <w:t xml:space="preserve"> the recommender’s related reviews, editions or repeated-user examples according to its intended evaluation claim.</w:t>
       </w:r>
     </w:p>
     <w:p>
@@ -3415,16 +5307,48 @@
     </w:p>
     <w:p>
       <w:r>
+        <w:t>Use a genuinely new case for independent evidence. Previously discussed examples remain practice; use the separately named independent case before feedback.</w:t>
+      </w:r>
+    </w:p>
+    <w:p>
+      <w:pPr>
+        <w:pStyle w:val="Heading3"/>
+      </w:pPr>
+      <w:r>
+        <w:t>Independent evidence</w:t>
+      </w:r>
+    </w:p>
+    <w:p>
+      <w:pPr>
+        <w:spacing w:line="336" w:lineRule="auto" w:after="180"/>
+        <w:shd w:fill="FFF5E6"/>
+      </w:pPr>
+      <w:r>
+        <w:rPr>
+          <w:b w:val="0"/>
+        </w:rPr>
         <w:t>INDEPENDENT MASTERY PROOF</w:t>
       </w:r>
     </w:p>
     <w:p>
-      <w:r>
+      <w:pPr>
+        <w:spacing w:line="336" w:lineRule="auto" w:after="180"/>
+      </w:pPr>
+      <w:r>
+        <w:rPr>
+          <w:b w:val="0"/>
+        </w:rPr>
         <w:t>Explain • Transfer • Test • Defend</w:t>
       </w:r>
     </w:p>
     <w:p>
-      <w:r>
+      <w:pPr>
+        <w:spacing w:line="336" w:lineRule="auto" w:after="180"/>
+      </w:pPr>
+      <w:r>
+        <w:rPr>
+          <w:b w:val="0"/>
+        </w:rPr>
         <w:t>Complete this page without copying the worked example. Your reasoning matters more than decoration.</w:t>
       </w:r>
     </w:p>
@@ -3465,12 +5389,34 @@
       </w:r>
     </w:p>
     <w:p>
-      <w:r>
+      <w:pPr>
+        <w:pStyle w:val="Heading3"/>
+      </w:pPr>
+      <w:r>
+        <w:t>Try a more demanding case</w:t>
+      </w:r>
+    </w:p>
+    <w:p>
+      <w:pPr>
+        <w:spacing w:line="336" w:lineRule="auto" w:after="180"/>
+        <w:shd w:fill="F5F1FB"/>
+      </w:pPr>
+      <w:r>
+        <w:rPr>
+          <w:b w:val="0"/>
+        </w:rPr>
         <w:t>CHALLENGE  Create a fair split before anyone sees the mystery cards.</w:t>
       </w:r>
     </w:p>
     <w:p>
-      <w:r>
+      <w:pPr>
+        <w:spacing w:line="336" w:lineRule="auto" w:after="180"/>
+        <w:shd w:fill="F4F9FC"/>
+      </w:pPr>
+      <w:r>
+        <w:rPr>
+          <w:b w:val="0"/>
+        </w:rPr>
         <w:t>1. My fresh example, trace, calculation, or design:</w:t>
       </w:r>
     </w:p>
@@ -3508,8 +5454,27 @@
       </w:r>
     </w:p>
     <w:p>
-      <w:r>
-        <w:t>2. My evidence that it works (include a boundary or missing-data case):</w:t>
+      <w:pPr>
+        <w:spacing w:line="336" w:lineRule="auto" w:after="180"/>
+        <w:shd w:fill="F4F9FC"/>
+      </w:pPr>
+      <w:r>
+        <w:rPr>
+          <w:b w:val="0"/>
+        </w:rPr>
+        <w:t xml:space="preserve">2. My </w:t>
+      </w:r>
+      <w:r>
+        <w:rPr>
+          <w:b/>
+        </w:rPr>
+        <w:t>evidence</w:t>
+      </w:r>
+      <w:r>
+        <w:rPr>
+          <w:b w:val="0"/>
+        </w:rPr>
+        <w:t xml:space="preserve"> that it works (include a boundary or missing-data case):</w:t>
       </w:r>
     </w:p>
     <w:p>
@@ -3546,7 +5511,14 @@
       </w:r>
     </w:p>
     <w:p>
-      <w:r>
+      <w:pPr>
+        <w:spacing w:line="336" w:lineRule="auto" w:after="180"/>
+        <w:shd w:fill="F4F9FC"/>
+      </w:pPr>
+      <w:r>
+        <w:rPr>
+          <w:b w:val="0"/>
+        </w:rPr>
         <w:t>3. One limitation, fairness concern, or situation needing human review:</w:t>
       </w:r>
     </w:p>
@@ -3584,8 +5556,47 @@
       </w:r>
     </w:p>
     <w:p>
-      <w:r>
-        <w:t>SELF-CHECK  □ I explained the mechanism  □ I used evidence  □ I tested a fresh case  □ I named a limitation  □ I can answer ‘why?’</w:t>
+      <w:pPr>
+        <w:pStyle w:val="Heading3"/>
+      </w:pPr>
+      <w:r>
+        <w:t>Check your explanation</w:t>
+      </w:r>
+    </w:p>
+    <w:p>
+      <w:pPr>
+        <w:spacing w:line="336" w:lineRule="auto" w:after="180"/>
+        <w:shd w:fill="F5F1FB"/>
+      </w:pPr>
+      <w:r>
+        <w:rPr>
+          <w:b w:val="0"/>
+        </w:rPr>
+        <w:t xml:space="preserve">SELF-CHECK  □ I explained the </w:t>
+      </w:r>
+      <w:r>
+        <w:rPr>
+          <w:b/>
+        </w:rPr>
+        <w:t>mechanism</w:t>
+      </w:r>
+      <w:r>
+        <w:rPr>
+          <w:b w:val="0"/>
+        </w:rPr>
+        <w:t xml:space="preserve">  □ I used </w:t>
+      </w:r>
+      <w:r>
+        <w:rPr>
+          <w:b/>
+        </w:rPr>
+        <w:t>evidence</w:t>
+      </w:r>
+      <w:r>
+        <w:rPr>
+          <w:b w:val="0"/>
+        </w:rPr>
+        <w:t xml:space="preserve">  □ I tested a fresh case  □ I named a limitation  □ I can answer ‘why?’</w:t>
       </w:r>
     </w:p>
     <w:p>
@@ -3597,6 +5608,11 @@
       </w:r>
     </w:p>
     <w:p>
+      <w:r>
+        <w:t>Revisit the complete Training and Testing case for supported practice. Repeated examples do not become fresh assessments.</w:t>
+      </w:r>
+    </w:p>
+    <w:p>
       <w:pPr>
         <w:pStyle w:val="Heading3"/>
       </w:pPr>
@@ -3605,7 +5621,13 @@
       </w:r>
     </w:p>
     <w:p>
-      <w:r>
+      <w:pPr>
+        <w:spacing w:line="336" w:lineRule="auto" w:after="180"/>
+      </w:pPr>
+      <w:r>
+        <w:rPr>
+          <w:b w:val="0"/>
+        </w:rPr>
         <w:t>Use the supplied details to practise the weekly concept before attempting the independent question. This case extends the illustrated lesson.</w:t>
       </w:r>
     </w:p>
@@ -3618,7 +5640,13 @@
       </w:r>
     </w:p>
     <w:p>
-      <w:r>
+      <w:pPr>
+        <w:spacing w:line="336" w:lineRule="auto" w:after="180"/>
+      </w:pPr>
+      <w:r>
+        <w:rPr>
+          <w:b w:val="0"/>
+        </w:rPr>
         <w:t>A rule is developed and evaluated using the same books A–H.</w:t>
       </w:r>
     </w:p>
@@ -3631,8 +5659,27 @@
       </w:r>
     </w:p>
     <w:p>
-      <w:r>
-        <w:t>Why does this not establish unseen performance?</w:t>
+      <w:pPr>
+        <w:spacing w:line="336" w:lineRule="auto" w:after="180"/>
+        <w:shd w:fill="F5F1FB"/>
+      </w:pPr>
+      <w:r>
+        <w:rPr>
+          <w:b w:val="0"/>
+        </w:rPr>
+        <w:t xml:space="preserve">Why does this not establish </w:t>
+      </w:r>
+      <w:r>
+        <w:rPr>
+          <w:b/>
+        </w:rPr>
+        <w:t>unseen</w:t>
+      </w:r>
+      <w:r>
+        <w:rPr>
+          <w:b w:val="0"/>
+        </w:rPr>
+        <w:t xml:space="preserve"> performance?</w:t>
       </w:r>
     </w:p>
     <w:p>
@@ -3644,7 +5691,13 @@
       </w:r>
     </w:p>
     <w:p>
-      <w:r>
+      <w:pPr>
+        <w:spacing w:line="336" w:lineRule="auto" w:after="180"/>
+      </w:pPr>
+      <w:r>
+        <w:rPr>
+          <w:b w:val="0"/>
+        </w:rPr>
         <w:t>Those cases influenced the rule. Reserve different labelled books that do not influence construction or revision.</w:t>
       </w:r>
     </w:p>
@@ -3657,7 +5710,14 @@
       </w:r>
     </w:p>
     <w:p>
-      <w:r>
+      <w:pPr>
+        <w:spacing w:line="336" w:lineRule="auto" w:after="180"/>
+        <w:shd w:fill="F5F1FB"/>
+      </w:pPr>
+      <w:r>
+        <w:rPr>
+          <w:b w:val="0"/>
+        </w:rPr>
         <w:t>Which detail supports the answer, and why does it matter?</w:t>
       </w:r>
     </w:p>
@@ -3813,17 +5873,48 @@
       </w:tr>
     </w:tbl>
     <w:p>
-      <w:r>
+      <w:pPr>
+        <w:spacing w:line="336" w:lineRule="auto" w:after="180"/>
+      </w:pPr>
+      <w:r>
+        <w:rPr>
+          <w:b w:val="0"/>
+        </w:rPr>
         <w:t>A rule is developed and evaluated using the same books A–H.</w:t>
       </w:r>
     </w:p>
     <w:p>
-      <w:r>
-        <w:t>Why does this not establish unseen performance?</w:t>
-      </w:r>
-    </w:p>
-    <w:p>
-      <w:r>
+      <w:pPr>
+        <w:spacing w:line="336" w:lineRule="auto" w:after="180"/>
+        <w:shd w:fill="F5F1FB"/>
+      </w:pPr>
+      <w:r>
+        <w:rPr>
+          <w:b w:val="0"/>
+        </w:rPr>
+        <w:t xml:space="preserve">Why does this not establish </w:t>
+      </w:r>
+      <w:r>
+        <w:rPr>
+          <w:b/>
+        </w:rPr>
+        <w:t>unseen</w:t>
+      </w:r>
+      <w:r>
+        <w:rPr>
+          <w:b w:val="0"/>
+        </w:rPr>
+        <w:t xml:space="preserve"> performance?</w:t>
+      </w:r>
+    </w:p>
+    <w:p>
+      <w:pPr>
+        <w:spacing w:line="336" w:lineRule="auto" w:after="180"/>
+      </w:pPr>
+      <w:r>
+        <w:rPr>
+          <w:b w:val="0"/>
+        </w:rPr>
         <w:t>Those cases influenced the rule. Reserve different labelled books that do not influence construction or revision.</w:t>
       </w:r>
     </w:p>
@@ -3836,6 +5927,11 @@
       </w:r>
     </w:p>
     <w:p>
+      <w:r>
+        <w:t>Attempt the reserved new case before feedback. Record support; the earlier examples below remain additional practice.</w:t>
+      </w:r>
+    </w:p>
+    <w:p>
       <w:pPr>
         <w:pStyle w:val="Heading3"/>
       </w:pPr>
@@ -3844,8 +5940,73 @@
       </w:r>
     </w:p>
     <w:p>
-      <w:r>
-        <w:t>Eight frames come from trips P (P1 P2 P3), Q (Q1 Q2), R (R1), S (S1 S2). A proposed split is training P1 Q1 R1; validation P2 S1; test Q2 P3 S2. Identify shared groups for each pair of sets. Repair it by assigning P and Q to training, R to validation and S to test. List all frames in each role and give row and group counts. State one limit of the repaired plan.</w:t>
+      <w:pPr>
+        <w:spacing w:line="336" w:lineRule="auto" w:after="180"/>
+      </w:pPr>
+      <w:r>
+        <w:rPr>
+          <w:b w:val="0"/>
+        </w:rPr>
+        <w:t xml:space="preserve">Eight frames come from trips P (P1 P2 P3), Q (Q1 Q2), R (R1), S (S1 S2). A proposed split is </w:t>
+      </w:r>
+      <w:r>
+        <w:rPr>
+          <w:b/>
+        </w:rPr>
+        <w:t>training</w:t>
+      </w:r>
+      <w:r>
+        <w:rPr>
+          <w:b w:val="0"/>
+        </w:rPr>
+        <w:t xml:space="preserve"> P1 Q1 R1; validation P2 S1; test Q2 P3 S2. Identify shared </w:t>
+      </w:r>
+      <w:r>
+        <w:rPr>
+          <w:b/>
+        </w:rPr>
+        <w:t>group</w:t>
+      </w:r>
+      <w:r>
+        <w:rPr>
+          <w:b w:val="0"/>
+        </w:rPr>
+        <w:t>s for each pair of sets.</w:t>
+      </w:r>
+    </w:p>
+    <w:p>
+      <w:pPr>
+        <w:spacing w:line="336" w:lineRule="auto" w:after="180"/>
+      </w:pPr>
+      <w:r>
+        <w:rPr>
+          <w:b w:val="0"/>
+        </w:rPr>
+        <w:t xml:space="preserve">Repair it by assigning P and Q to </w:t>
+      </w:r>
+      <w:r>
+        <w:rPr>
+          <w:b/>
+        </w:rPr>
+        <w:t>training</w:t>
+      </w:r>
+      <w:r>
+        <w:rPr>
+          <w:b w:val="0"/>
+        </w:rPr>
+        <w:t xml:space="preserve">, R to validation and S to test. List all frames in each role and give row and </w:t>
+      </w:r>
+      <w:r>
+        <w:rPr>
+          <w:b/>
+        </w:rPr>
+        <w:t>group</w:t>
+      </w:r>
+      <w:r>
+        <w:rPr>
+          <w:b w:val="0"/>
+        </w:rPr>
+        <w:t xml:space="preserve"> counts. State one limit of the repaired plan.</w:t>
       </w:r>
     </w:p>
     <w:p>
@@ -3892,7 +6053,13 @@
       </w:r>
     </w:p>
     <w:p>
-      <w:r>
+      <w:pPr>
+        <w:spacing w:line="336" w:lineRule="auto" w:after="180"/>
+      </w:pPr>
+      <w:r>
+        <w:rPr>
+          <w:b w:val="0"/>
+        </w:rPr>
         <w:t>Attempt this case before feedback. Record any help. Earlier examples below are further practice; a case already practised with feedback cannot establish fresh transfer.</w:t>
       </w:r>
     </w:p>
@@ -3905,18 +6072,55 @@
       </w:r>
     </w:p>
     <w:p>
-      <w:r>
+      <w:pPr>
+        <w:spacing w:line="336" w:lineRule="auto" w:after="180"/>
+      </w:pPr>
+      <w:r>
+        <w:rPr>
+          <w:b w:val="0"/>
+        </w:rPr>
         <w:t>Close the worked explanation. Apply the idea to this different question without copying.</w:t>
       </w:r>
     </w:p>
     <w:p>
-      <w:r>
-        <w:t>You tune a rule using cards 1 to 8 and test it on cards 9 and 10. After seeing card 9's error you change the rule. Is card 9 still untouched test evidence?</w:t>
-      </w:r>
-    </w:p>
-    <w:p>
-      <w:r>
-        <w:t>My answer, with a trace, calculation or supporting evidence</w:t>
+      <w:pPr>
+        <w:spacing w:line="336" w:lineRule="auto" w:after="180"/>
+        <w:shd w:fill="F5F1FB"/>
+      </w:pPr>
+      <w:r>
+        <w:rPr>
+          <w:b w:val="0"/>
+        </w:rPr>
+        <w:t xml:space="preserve">You tune a rule using cards 1 to 8 and test it on cards 9 and 10. After seeing card 9's error you change the rule. Is card 9 still untouched test </w:t>
+      </w:r>
+      <w:r>
+        <w:rPr>
+          <w:b/>
+        </w:rPr>
+        <w:t>evidence</w:t>
+      </w:r>
+      <w:r>
+        <w:rPr>
+          <w:b w:val="0"/>
+        </w:rPr>
+        <w:t>?</w:t>
+      </w:r>
+    </w:p>
+    <w:p>
+      <w:pPr>
+        <w:spacing w:line="336" w:lineRule="auto" w:after="180"/>
+      </w:pPr>
+      <w:r>
+        <w:rPr>
+          <w:b w:val="0"/>
+        </w:rPr>
+        <w:t xml:space="preserve">My answer, with a trace, calculation or supporting </w:t>
+      </w:r>
+      <w:r>
+        <w:rPr>
+          <w:b/>
+        </w:rPr>
+        <w:t>evidence</w:t>
       </w:r>
     </w:p>
     <w:p>
@@ -3961,13 +6165,37 @@
       </w:r>
     </w:p>
     <w:p>
-      <w:r>
+      <w:pPr>
+        <w:spacing w:line="336" w:lineRule="auto" w:after="180"/>
+      </w:pPr>
+      <w:r>
+        <w:rPr>
+          <w:b w:val="0"/>
+        </w:rPr>
         <w:t>Change one relevant detail. Predict the result before testing. Include a boundary or missing-information case when it helps reveal a limit.</w:t>
       </w:r>
     </w:p>
     <w:p>
-      <w:r>
-        <w:t>My changed input and expected result</w:t>
+      <w:pPr>
+        <w:spacing w:line="336" w:lineRule="auto" w:after="180"/>
+      </w:pPr>
+      <w:r>
+        <w:rPr>
+          <w:b w:val="0"/>
+        </w:rPr>
+        <w:t xml:space="preserve">My changed </w:t>
+      </w:r>
+      <w:r>
+        <w:rPr>
+          <w:b/>
+        </w:rPr>
+        <w:t>input</w:t>
+      </w:r>
+      <w:r>
+        <w:rPr>
+          <w:b w:val="0"/>
+        </w:rPr>
+        <w:t xml:space="preserve"> and expected result</w:t>
       </w:r>
     </w:p>
     <w:p>
@@ -4012,13 +6240,37 @@
       </w:r>
     </w:p>
     <w:p>
-      <w:r>
+      <w:pPr>
+        <w:spacing w:line="336" w:lineRule="auto" w:after="180"/>
+      </w:pPr>
+      <w:r>
+        <w:rPr>
+          <w:b w:val="0"/>
+        </w:rPr>
         <w:t>Keep final user profiles hidden until weights and thresholds are fixed.</w:t>
       </w:r>
     </w:p>
     <w:p>
-      <w:r>
-        <w:t>The evidence I will keep</w:t>
+      <w:pPr>
+        <w:spacing w:line="336" w:lineRule="auto" w:after="180"/>
+      </w:pPr>
+      <w:r>
+        <w:rPr>
+          <w:b w:val="0"/>
+        </w:rPr>
+        <w:t xml:space="preserve">The </w:t>
+      </w:r>
+      <w:r>
+        <w:rPr>
+          <w:b/>
+        </w:rPr>
+        <w:t>evidence</w:t>
+      </w:r>
+      <w:r>
+        <w:rPr>
+          <w:b w:val="0"/>
+        </w:rPr>
+        <w:t xml:space="preserve"> I will keep</w:t>
       </w:r>
     </w:p>
     <w:p>
@@ -4055,8 +6307,26 @@
       </w:r>
     </w:p>
     <w:p>
-      <w:r>
-        <w:t>Your teacher has the independent answer and scoring criteria. Complete the matching workbook week to keep your practice evidence together.</w:t>
+      <w:pPr>
+        <w:spacing w:line="336" w:lineRule="auto" w:after="180"/>
+      </w:pPr>
+      <w:r>
+        <w:rPr>
+          <w:b w:val="0"/>
+        </w:rPr>
+        <w:t xml:space="preserve">Your teacher has the independent answer and scoring criteria. Complete the matching workbook week to keep your practice </w:t>
+      </w:r>
+      <w:r>
+        <w:rPr>
+          <w:b/>
+        </w:rPr>
+        <w:t>evidence</w:t>
+      </w:r>
+      <w:r>
+        <w:rPr>
+          <w:b w:val="0"/>
+        </w:rPr>
+        <w:t xml:space="preserve"> together.</w:t>
       </w:r>
     </w:p>
     <w:p>
@@ -4068,8 +6338,26 @@
       </w:r>
     </w:p>
     <w:p>
-      <w:r>
-        <w:t>A team tests five rule versions on the same ten books and chooses the highest score. It calls the final score an unbiased unseen test result. Explain the issue and revise the evaluation plan.</w:t>
+      <w:pPr>
+        <w:spacing w:line="336" w:lineRule="auto" w:after="180"/>
+      </w:pPr>
+      <w:r>
+        <w:rPr>
+          <w:b w:val="0"/>
+        </w:rPr>
+        <w:t xml:space="preserve">A team tests five rule versions on the same ten books and chooses the highest score. It calls the final score an unbiased </w:t>
+      </w:r>
+      <w:r>
+        <w:rPr>
+          <w:b/>
+        </w:rPr>
+        <w:t>unseen</w:t>
+      </w:r>
+      <w:r>
+        <w:rPr>
+          <w:b w:val="0"/>
+        </w:rPr>
+        <w:t xml:space="preserve"> test result. Explain the issue and revise the evaluation plan.</w:t>
       </w:r>
     </w:p>
     <w:p>
@@ -4124,8 +6412,25 @@
       </w:r>
     </w:p>
     <w:p>
-      <w:r>
-        <w:t>Attempt the independent case before hints. Record whether you worked alone, used a hint or followed a model. After feedback, fix the first unsupported step and explain why it changed. A later check uses a changed case, not a copied answer.</w:t>
+      <w:pPr>
+        <w:spacing w:line="336" w:lineRule="auto" w:after="180"/>
+      </w:pPr>
+      <w:r>
+        <w:rPr>
+          <w:b w:val="0"/>
+        </w:rPr>
+        <w:t>Attempt the independent case before hints. Record whether you worked alone, used a hint or followed a model. After feedback, fix the first unsupported step and explain why it changed.</w:t>
+      </w:r>
+    </w:p>
+    <w:p>
+      <w:pPr>
+        <w:spacing w:line="336" w:lineRule="auto" w:after="180"/>
+      </w:pPr>
+      <w:r>
+        <w:rPr>
+          <w:b w:val="0"/>
+        </w:rPr>
+        <w:t>A later check uses a changed case, not a copied answer.</w:t>
       </w:r>
     </w:p>
     <w:p>
@@ -4138,7 +6443,30 @@
     </w:p>
     <w:p>
       <w:r>
-        <w:t>Start with this question: A fictional catalogue model learns from scans of book covers and will face previously unseen books.</w:t>
+        <w:t>Use this map to navigate Training and Testing, connect the goals to tasks and keep one evidence record for each attempt.</w:t>
+      </w:r>
+    </w:p>
+    <w:p>
+      <w:pPr>
+        <w:spacing w:line="336" w:lineRule="auto" w:after="180"/>
+      </w:pPr>
+      <w:r>
+        <w:rPr>
+          <w:b w:val="0"/>
+        </w:rPr>
+        <w:t xml:space="preserve">Start with this question: A fictional catalogue model learns from scans of book covers and will face previously </w:t>
+      </w:r>
+      <w:r>
+        <w:rPr>
+          <w:b/>
+        </w:rPr>
+        <w:t>unseen</w:t>
+      </w:r>
+      <w:r>
+        <w:rPr>
+          <w:b w:val="0"/>
+        </w:rPr>
+        <w:t xml:space="preserve"> books.</w:t>
       </w:r>
     </w:p>
     <w:tbl>
@@ -4244,13 +6572,61 @@
       </w:tr>
     </w:tbl>
     <w:p>
-      <w:r>
-        <w:t>Remember → watch and explain → try with help → investigate → try independently → keep project evidence. Your teacher may spread this lesson across several classes.</w:t>
-      </w:r>
-    </w:p>
-    <w:p>
-      <w:r>
-        <w:t>Keep your first prediction. Compare it with what the evidence shows and explain any change.</w:t>
+      <w:pPr>
+        <w:spacing w:line="336" w:lineRule="auto" w:after="180"/>
+      </w:pPr>
+      <w:r>
+        <w:rPr>
+          <w:b w:val="0"/>
+        </w:rPr>
+        <w:t xml:space="preserve">Remember → watch and explain → try with help → investigate → try independently → keep project </w:t>
+      </w:r>
+      <w:r>
+        <w:rPr>
+          <w:b/>
+        </w:rPr>
+        <w:t>evidence</w:t>
+      </w:r>
+      <w:r>
+        <w:rPr>
+          <w:b w:val="0"/>
+        </w:rPr>
+        <w:t>. Your teacher may spread this lesson across several classes.</w:t>
+      </w:r>
+    </w:p>
+    <w:p>
+      <w:pPr>
+        <w:spacing w:line="336" w:lineRule="auto" w:after="180"/>
+      </w:pPr>
+      <w:r>
+        <w:rPr>
+          <w:b w:val="0"/>
+        </w:rPr>
+        <w:t xml:space="preserve">Keep your first </w:t>
+      </w:r>
+      <w:r>
+        <w:rPr>
+          <w:b/>
+        </w:rPr>
+        <w:t>prediction</w:t>
+      </w:r>
+      <w:r>
+        <w:rPr>
+          <w:b w:val="0"/>
+        </w:rPr>
+        <w:t xml:space="preserve">. Compare it with what the </w:t>
+      </w:r>
+      <w:r>
+        <w:rPr>
+          <w:b/>
+        </w:rPr>
+        <w:t>evidence</w:t>
+      </w:r>
+      <w:r>
+        <w:rPr>
+          <w:b w:val="0"/>
+        </w:rPr>
+        <w:t xml:space="preserve"> shows and explain any change.</w:t>
       </w:r>
     </w:p>
     <w:p>
@@ -4263,7 +6639,30 @@
     </w:p>
     <w:p>
       <w:r>
-        <w:t>Close your notes. Explain this goal in your own words: Choose a split unit that matches the intended prediction claim</w:t>
+        <w:t>Explain Training and Testing without notes, identify a remaining question and plan a later check with a changed case.</w:t>
+      </w:r>
+    </w:p>
+    <w:p>
+      <w:pPr>
+        <w:spacing w:line="336" w:lineRule="auto" w:after="180"/>
+      </w:pPr>
+      <w:r>
+        <w:rPr>
+          <w:b w:val="0"/>
+        </w:rPr>
+        <w:t xml:space="preserve">Close your notes. Explain this goal in your own words: Choose a split unit that matches the intended </w:t>
+      </w:r>
+      <w:r>
+        <w:rPr>
+          <w:b/>
+        </w:rPr>
+        <w:t>prediction</w:t>
+      </w:r>
+      <w:r>
+        <w:rPr>
+          <w:b w:val="0"/>
+        </w:rPr>
+        <w:t xml:space="preserve"> claim</w:t>
       </w:r>
     </w:p>
     <w:p>
@@ -4300,13 +6699,61 @@
       </w:r>
     </w:p>
     <w:p>
-      <w:r>
-        <w:t>If you are unsure, return to the worked picture and explain one arrow. If you are ready, change an input or assumption and justify your prediction.</w:t>
-      </w:r>
-    </w:p>
-    <w:p>
-      <w:r>
-        <w:t>Save your workbook evidence. At the next review, try a different case before opening your old answer.</w:t>
+      <w:pPr>
+        <w:spacing w:line="336" w:lineRule="auto" w:after="180"/>
+      </w:pPr>
+      <w:r>
+        <w:rPr>
+          <w:b w:val="0"/>
+        </w:rPr>
+        <w:t xml:space="preserve">If you are unsure, return to the worked picture and explain one arrow. If you are ready, change an </w:t>
+      </w:r>
+      <w:r>
+        <w:rPr>
+          <w:b/>
+        </w:rPr>
+        <w:t>input</w:t>
+      </w:r>
+      <w:r>
+        <w:rPr>
+          <w:b w:val="0"/>
+        </w:rPr>
+        <w:t xml:space="preserve"> or assumption and justify your </w:t>
+      </w:r>
+      <w:r>
+        <w:rPr>
+          <w:b/>
+        </w:rPr>
+        <w:t>prediction</w:t>
+      </w:r>
+      <w:r>
+        <w:rPr>
+          <w:b w:val="0"/>
+        </w:rPr>
+        <w:t>.</w:t>
+      </w:r>
+    </w:p>
+    <w:p>
+      <w:pPr>
+        <w:spacing w:line="336" w:lineRule="auto" w:after="180"/>
+      </w:pPr>
+      <w:r>
+        <w:rPr>
+          <w:b w:val="0"/>
+        </w:rPr>
+        <w:t xml:space="preserve">Save your workbook </w:t>
+      </w:r>
+      <w:r>
+        <w:rPr>
+          <w:b/>
+        </w:rPr>
+        <w:t>evidence</w:t>
+      </w:r>
+      <w:r>
+        <w:rPr>
+          <w:b w:val="0"/>
+        </w:rPr>
+        <w:t>. At the next review, try a different case before opening your old answer.</w:t>
       </w:r>
     </w:p>
     <w:p>
@@ -4319,12 +6766,41 @@
     </w:p>
     <w:p>
       <w:r>
+        <w:t>Attempt supported questions before using hints or feedback. Review a missing building block, then keep the completed work.</w:t>
+      </w:r>
+    </w:p>
+    <w:p>
+      <w:pPr>
+        <w:spacing w:line="336" w:lineRule="auto" w:after="180"/>
+      </w:pPr>
+      <w:r>
+        <w:rPr>
+          <w:b w:val="0"/>
+        </w:rPr>
         <w:t>Use this supported practice once, in the browser or on paper. Keep the reserved independent assessment for a separate first attempt before teacher feedback.</w:t>
       </w:r>
     </w:p>
     <w:p>
-      <w:r>
-        <w:t>A fictional catalogue model learns from scans of book covers and will face previously unseen books.</w:t>
+      <w:pPr>
+        <w:spacing w:line="336" w:lineRule="auto" w:after="180"/>
+      </w:pPr>
+      <w:r>
+        <w:rPr>
+          <w:b w:val="0"/>
+        </w:rPr>
+        <w:t xml:space="preserve">A fictional catalogue model learns from scans of book covers and will face previously </w:t>
+      </w:r>
+      <w:r>
+        <w:rPr>
+          <w:b/>
+        </w:rPr>
+        <w:t>unseen</w:t>
+      </w:r>
+      <w:r>
+        <w:rPr>
+          <w:b w:val="0"/>
+        </w:rPr>
+        <w:t xml:space="preserve"> books.</w:t>
       </w:r>
     </w:p>
     <w:p>
@@ -4336,27 +6812,91 @@
       </w:r>
     </w:p>
     <w:p>
-      <w:r>
-        <w:t>Which labelled step matches this detail? Keep every scan from one book in exactly one role before fitting.</w:t>
-      </w:r>
-    </w:p>
-    <w:p>
-      <w:r>
-        <w:t>1. Group repair</w:t>
-      </w:r>
-    </w:p>
-    <w:p>
-      <w:r>
+      <w:pPr>
+        <w:spacing w:line="336" w:lineRule="auto" w:after="180"/>
+      </w:pPr>
+      <w:r>
+        <w:rPr>
+          <w:b w:val="0"/>
+        </w:rPr>
+        <w:t xml:space="preserve">Which labelled step matches this detail? Keep every scan from one book in exactly one role before </w:t>
+      </w:r>
+      <w:r>
+        <w:rPr>
+          <w:b/>
+        </w:rPr>
+        <w:t>fitting</w:t>
+      </w:r>
+      <w:r>
+        <w:rPr>
+          <w:b w:val="0"/>
+        </w:rPr>
+        <w:t>.</w:t>
+      </w:r>
+    </w:p>
+    <w:p>
+      <w:pPr>
+        <w:spacing w:line="336" w:lineRule="auto" w:after="180"/>
+        <w:shd w:fill="F4F9FC"/>
+      </w:pPr>
+      <w:r>
+        <w:rPr>
+          <w:b w:val="0"/>
+        </w:rPr>
+        <w:t xml:space="preserve">1. </w:t>
+      </w:r>
+      <w:r>
+        <w:rPr>
+          <w:b/>
+        </w:rPr>
+        <w:t>Group</w:t>
+      </w:r>
+      <w:r>
+        <w:rPr>
+          <w:b w:val="0"/>
+        </w:rPr>
+        <w:t xml:space="preserve"> repair</w:t>
+      </w:r>
+    </w:p>
+    <w:p>
+      <w:pPr>
+        <w:spacing w:line="336" w:lineRule="auto" w:after="180"/>
+        <w:shd w:fill="F4F9FC"/>
+      </w:pPr>
+      <w:r>
+        <w:rPr>
+          <w:b w:val="0"/>
+        </w:rPr>
         <w:t>2. Choose unit</w:t>
       </w:r>
     </w:p>
     <w:p>
-      <w:r>
-        <w:t>3. Find leakage</w:t>
-      </w:r>
-    </w:p>
-    <w:p>
-      <w:r>
+      <w:pPr>
+        <w:spacing w:line="336" w:lineRule="auto" w:after="180"/>
+        <w:shd w:fill="F4F9FC"/>
+      </w:pPr>
+      <w:r>
+        <w:rPr>
+          <w:b w:val="0"/>
+        </w:rPr>
+        <w:t xml:space="preserve">3. Find </w:t>
+      </w:r>
+      <w:r>
+        <w:rPr>
+          <w:b/>
+        </w:rPr>
+        <w:t>leakage</w:t>
+      </w:r>
+    </w:p>
+    <w:p>
+      <w:pPr>
+        <w:spacing w:line="336" w:lineRule="auto" w:after="180"/>
+        <w:shd w:fill="F4F9FC"/>
+      </w:pPr>
+      <w:r>
+        <w:rPr>
+          <w:b w:val="0"/>
+        </w:rPr>
         <w:t>4. Freeze assignment</w:t>
       </w:r>
     </w:p>
@@ -4394,41 +6934,203 @@
       </w:r>
     </w:p>
     <w:p>
-      <w:r>
+      <w:pPr>
+        <w:pStyle w:val="Heading3"/>
+      </w:pPr>
+      <w:r>
+        <w:t>Hint · try first</w:t>
+      </w:r>
+    </w:p>
+    <w:p>
+      <w:pPr>
+        <w:spacing w:line="336" w:lineRule="auto" w:after="180"/>
+        <w:shd w:fill="F1F6F8"/>
+      </w:pPr>
+      <w:r>
+        <w:rPr>
+          <w:b w:val="0"/>
+        </w:rPr>
         <w:t>Hint if needed: Read the steps in the pictorial case. Match the supplied detail to the stage that performs or records it.</w:t>
       </w:r>
     </w:p>
     <w:p>
-      <w:r>
-        <w:t>After your attempt, compare with the supported explanation: Freeze assignment Keep every scan from one book in exactly one role before fitting. Different scan IDs do not make examples independent books. A model may recognise repeated cover details from another view. Grouping by book matches the intended claim about new books and makes the split inspectable. The repaired split has four training, two validation and two test scans, but only two, one and one books respectively.</w:t>
-      </w:r>
-    </w:p>
-    <w:p>
       <w:pPr>
         <w:pStyle w:val="Heading3"/>
       </w:pPr>
       <w:r>
+        <w:t>Feedback · compare after trying</w:t>
+      </w:r>
+    </w:p>
+    <w:p>
+      <w:pPr>
+        <w:spacing w:line="336" w:lineRule="auto" w:after="180"/>
+        <w:shd w:fill="F1F6FC"/>
+      </w:pPr>
+      <w:r>
+        <w:rPr>
+          <w:b w:val="0"/>
+        </w:rPr>
+        <w:t xml:space="preserve">After your attempt, compare with the supported explanation: Freeze assignment Keep every scan from one book in exactly one role before </w:t>
+      </w:r>
+      <w:r>
+        <w:rPr>
+          <w:b/>
+        </w:rPr>
+        <w:t>fitting</w:t>
+      </w:r>
+      <w:r>
+        <w:rPr>
+          <w:b w:val="0"/>
+        </w:rPr>
+        <w:t>. Different scan IDs do not make examples independent books.</w:t>
+      </w:r>
+    </w:p>
+    <w:p>
+      <w:pPr>
+        <w:spacing w:line="336" w:lineRule="auto" w:after="180"/>
+        <w:shd w:fill="F1F6FC"/>
+      </w:pPr>
+      <w:r>
+        <w:rPr>
+          <w:b w:val="0"/>
+        </w:rPr>
+        <w:t xml:space="preserve">A model may recognise repeated cover details from another view. </w:t>
+      </w:r>
+      <w:r>
+        <w:rPr>
+          <w:b/>
+        </w:rPr>
+        <w:t>Group</w:t>
+      </w:r>
+      <w:r>
+        <w:rPr>
+          <w:b w:val="0"/>
+        </w:rPr>
+        <w:t>ing by book matches the intended claim about new books and makes the split inspectable.</w:t>
+      </w:r>
+    </w:p>
+    <w:p>
+      <w:pPr>
+        <w:spacing w:line="336" w:lineRule="auto" w:after="180"/>
+        <w:shd w:fill="F1F6FC"/>
+      </w:pPr>
+      <w:r>
+        <w:rPr>
+          <w:b w:val="0"/>
+        </w:rPr>
+        <w:t xml:space="preserve">The repaired split has four </w:t>
+      </w:r>
+      <w:r>
+        <w:rPr>
+          <w:b/>
+        </w:rPr>
+        <w:t>training</w:t>
+      </w:r>
+      <w:r>
+        <w:rPr>
+          <w:b w:val="0"/>
+        </w:rPr>
+        <w:t>, two validation and two test scans, but only two, one and one books respectively.</w:t>
+      </w:r>
+    </w:p>
+    <w:p>
+      <w:pPr>
+        <w:pStyle w:val="Heading3"/>
+      </w:pPr>
+      <w:r>
         <w:t>Practice 2: explain the deciding evidence</w:t>
       </w:r>
     </w:p>
     <w:p>
-      <w:r>
+      <w:pPr>
+        <w:pStyle w:val="Heading3"/>
+      </w:pPr>
+      <w:r>
+        <w:t>Changed case · predict first</w:t>
+      </w:r>
+    </w:p>
+    <w:p>
+      <w:pPr>
+        <w:spacing w:line="336" w:lineRule="auto" w:after="180"/>
+        <w:shd w:fill="F5F1FB"/>
+      </w:pPr>
+      <w:r>
+        <w:rPr>
+          <w:b w:val="0"/>
+        </w:rPr>
         <w:t>Changed-case practice: Give A2 a new filename without changing the book it depicts. Which conclusion is supported by the supplied facts?</w:t>
       </w:r>
     </w:p>
     <w:p>
-      <w:r>
-        <w:t>1. Its group is still A; the original related examples still cross the split.</w:t>
-      </w:r>
-    </w:p>
-    <w:p>
-      <w:r>
-        <w:t>2. This one example guarantees correct results for every future input.</w:t>
-      </w:r>
-    </w:p>
-    <w:p>
-      <w:r>
-        <w:t>3. We can decide the result without examining the changed input or the procedure.</w:t>
+      <w:pPr>
+        <w:spacing w:line="336" w:lineRule="auto" w:after="180"/>
+        <w:shd w:fill="F4F9FC"/>
+      </w:pPr>
+      <w:r>
+        <w:rPr>
+          <w:b w:val="0"/>
+        </w:rPr>
+        <w:t xml:space="preserve">1. Its </w:t>
+      </w:r>
+      <w:r>
+        <w:rPr>
+          <w:b/>
+        </w:rPr>
+        <w:t>group</w:t>
+      </w:r>
+      <w:r>
+        <w:rPr>
+          <w:b w:val="0"/>
+        </w:rPr>
+        <w:t xml:space="preserve"> is still A; the original related examples still cross the split.</w:t>
+      </w:r>
+    </w:p>
+    <w:p>
+      <w:pPr>
+        <w:spacing w:line="336" w:lineRule="auto" w:after="180"/>
+        <w:shd w:fill="F4F9FC"/>
+      </w:pPr>
+      <w:r>
+        <w:rPr>
+          <w:b w:val="0"/>
+        </w:rPr>
+        <w:t xml:space="preserve">2. This one example guarantees correct results for every future </w:t>
+      </w:r>
+      <w:r>
+        <w:rPr>
+          <w:b/>
+        </w:rPr>
+        <w:t>input</w:t>
+      </w:r>
+      <w:r>
+        <w:rPr>
+          <w:b w:val="0"/>
+        </w:rPr>
+        <w:t>.</w:t>
+      </w:r>
+    </w:p>
+    <w:p>
+      <w:pPr>
+        <w:spacing w:line="336" w:lineRule="auto" w:after="180"/>
+        <w:shd w:fill="F4F9FC"/>
+      </w:pPr>
+      <w:r>
+        <w:rPr>
+          <w:b w:val="0"/>
+        </w:rPr>
+        <w:t xml:space="preserve">3. We can decide the result without examining the changed </w:t>
+      </w:r>
+      <w:r>
+        <w:rPr>
+          <w:b/>
+        </w:rPr>
+        <w:t>input</w:t>
+      </w:r>
+      <w:r>
+        <w:rPr>
+          <w:b w:val="0"/>
+        </w:rPr>
+        <w:t xml:space="preserve"> or the procedure.</w:t>
       </w:r>
     </w:p>
     <w:p>
@@ -4465,36 +7167,165 @@
       </w:r>
     </w:p>
     <w:p>
-      <w:r>
+      <w:pPr>
+        <w:pStyle w:val="Heading3"/>
+      </w:pPr>
+      <w:r>
+        <w:t>Hint · try first</w:t>
+      </w:r>
+    </w:p>
+    <w:p>
+      <w:pPr>
+        <w:spacing w:line="336" w:lineRule="auto" w:after="180"/>
+        <w:shd w:fill="F1F6F8"/>
+      </w:pPr>
+      <w:r>
+        <w:rPr>
+          <w:b w:val="0"/>
+        </w:rPr>
         <w:t>Hint if needed: Use the changed condition and the deciding step in the pictorial trace. The answer must say what follows from those facts.</w:t>
       </w:r>
     </w:p>
     <w:p>
-      <w:r>
-        <w:t>After your attempt, compare with the supported explanation: Its group is still A; the original related examples still cross the split. Renaming a row does not remove the relationship between scans.</w:t>
-      </w:r>
-    </w:p>
-    <w:p>
       <w:pPr>
         <w:pStyle w:val="Heading3"/>
       </w:pPr>
       <w:r>
+        <w:t>Feedback · compare after trying</w:t>
+      </w:r>
+    </w:p>
+    <w:p>
+      <w:pPr>
+        <w:spacing w:line="336" w:lineRule="auto" w:after="180"/>
+        <w:shd w:fill="F1F6FC"/>
+      </w:pPr>
+      <w:r>
+        <w:rPr>
+          <w:b w:val="0"/>
+        </w:rPr>
+        <w:t xml:space="preserve">After your attempt, compare with the supported explanation: Its </w:t>
+      </w:r>
+      <w:r>
+        <w:rPr>
+          <w:b/>
+        </w:rPr>
+        <w:t>group</w:t>
+      </w:r>
+      <w:r>
+        <w:rPr>
+          <w:b w:val="0"/>
+        </w:rPr>
+        <w:t xml:space="preserve"> is still A; the original related examples still cross the split. Renaming a row does not remove the relationship between scans.</w:t>
+      </w:r>
+    </w:p>
+    <w:p>
+      <w:pPr>
+        <w:pStyle w:val="Heading3"/>
+      </w:pPr>
+      <w:r>
         <w:t>Repair a missing building block</w:t>
       </w:r>
     </w:p>
     <w:p>
-      <w:r>
-        <w:t>Review Human Classifier Simulation (ai-2/10). Goal: Construct a classifier with a stated input format, selected rule and recorded output. Short practice: Why are J and M initially treated differently even though both are illustrated mysteries?. Return to this week and explain what you changed.</w:t>
-      </w:r>
-    </w:p>
-    <w:p>
-      <w:r>
-        <w:t>Review Operational Labels (ai-2/8). Goal: Apply a category definition using explicit evidence and boundary rules. Short practice: Why can we not resolve the disagreement merely by taking a majority of reviewers?. Return to this week and explain what you changed.</w:t>
-      </w:r>
-    </w:p>
-    <w:p>
-      <w:r>
-        <w:t>Review Loops and Stopping (ai-2/5). Goal: Trace variable values before and after each loop iteration. Short practice: Why is report 0 correct for the original loop, and why is equality-only stopping risky here?. Return to this week and explain what you changed.</w:t>
+      <w:pPr>
+        <w:spacing w:line="336" w:lineRule="auto" w:after="180"/>
+      </w:pPr>
+      <w:r>
+        <w:rPr>
+          <w:b w:val="0"/>
+        </w:rPr>
+        <w:t xml:space="preserve">Review Human Classifier Simulation (ai-2/10). Goal: Construct a classifier with a stated </w:t>
+      </w:r>
+      <w:r>
+        <w:rPr>
+          <w:b/>
+        </w:rPr>
+        <w:t>input</w:t>
+      </w:r>
+      <w:r>
+        <w:rPr>
+          <w:b w:val="0"/>
+        </w:rPr>
+        <w:t xml:space="preserve"> format, selected rule and recorded </w:t>
+      </w:r>
+      <w:r>
+        <w:rPr>
+          <w:b/>
+        </w:rPr>
+        <w:t>output</w:t>
+      </w:r>
+      <w:r>
+        <w:rPr>
+          <w:b w:val="0"/>
+        </w:rPr>
+        <w:t>.</w:t>
+      </w:r>
+    </w:p>
+    <w:p>
+      <w:pPr>
+        <w:spacing w:line="336" w:lineRule="auto" w:after="180"/>
+      </w:pPr>
+      <w:r>
+        <w:rPr>
+          <w:b w:val="0"/>
+        </w:rPr>
+        <w:t>Short practice: Why are J and M initially treated differently even though both are illustrated mysteries?. Return to this week and explain what you changed.</w:t>
+      </w:r>
+    </w:p>
+    <w:p>
+      <w:pPr>
+        <w:spacing w:line="336" w:lineRule="auto" w:after="180"/>
+      </w:pPr>
+      <w:r>
+        <w:rPr>
+          <w:b w:val="0"/>
+        </w:rPr>
+        <w:t xml:space="preserve">Review Operational Labels (ai-2/8). Goal: Apply a category definition using explicit </w:t>
+      </w:r>
+      <w:r>
+        <w:rPr>
+          <w:b/>
+        </w:rPr>
+        <w:t>evidence</w:t>
+      </w:r>
+      <w:r>
+        <w:rPr>
+          <w:b w:val="0"/>
+        </w:rPr>
+        <w:t xml:space="preserve"> and boundary rules. Short practice: Why can we not resolve the disagreement merely by taking a majority of reviewers?.</w:t>
+      </w:r>
+    </w:p>
+    <w:p>
+      <w:pPr>
+        <w:spacing w:line="336" w:lineRule="auto" w:after="180"/>
+      </w:pPr>
+      <w:r>
+        <w:rPr>
+          <w:b w:val="0"/>
+        </w:rPr>
+        <w:t>Return to this week and explain what you changed.</w:t>
+      </w:r>
+    </w:p>
+    <w:p>
+      <w:pPr>
+        <w:spacing w:line="336" w:lineRule="auto" w:after="180"/>
+      </w:pPr>
+      <w:r>
+        <w:rPr>
+          <w:b w:val="0"/>
+        </w:rPr>
+        <w:t>Review Loops and Stopping (ai-2/5). Goal: Trace variable values before and after each loop iteration. Short practice: Why is report 0 correct for the original loop, and why is equality-only stopping risky here?.</w:t>
+      </w:r>
+    </w:p>
+    <w:p>
+      <w:pPr>
+        <w:spacing w:line="336" w:lineRule="auto" w:after="180"/>
+      </w:pPr>
+      <w:r>
+        <w:rPr>
+          <w:b w:val="0"/>
+        </w:rPr>
+        <w:t>Return to this week and explain what you changed.</w:t>
       </w:r>
     </w:p>
     <w:p>
@@ -4506,8 +7337,61 @@
       </w:r>
     </w:p>
     <w:p>
-      <w:r>
-        <w:t>The browser lab lets you edit the supported Python examples already included in this lesson. Predict first, run, inspect the actual output or error, change one input, then run again. Keep code, predictions, actual results and a reasoned revision together. On paper, label your result as a trace rather than an execution.</w:t>
+      <w:pPr>
+        <w:spacing w:line="336" w:lineRule="auto" w:after="180"/>
+      </w:pPr>
+      <w:r>
+        <w:rPr>
+          <w:b w:val="0"/>
+        </w:rPr>
+        <w:t xml:space="preserve">The browser lab lets you edit the supported Python examples already included in this lesson. Predict first, run, inspect the actual </w:t>
+      </w:r>
+      <w:r>
+        <w:rPr>
+          <w:b/>
+        </w:rPr>
+        <w:t>output</w:t>
+      </w:r>
+      <w:r>
+        <w:rPr>
+          <w:b w:val="0"/>
+        </w:rPr>
+        <w:t xml:space="preserve"> or error, change one </w:t>
+      </w:r>
+      <w:r>
+        <w:rPr>
+          <w:b/>
+        </w:rPr>
+        <w:t>input</w:t>
+      </w:r>
+      <w:r>
+        <w:rPr>
+          <w:b w:val="0"/>
+        </w:rPr>
+        <w:t>, then run again.</w:t>
+      </w:r>
+    </w:p>
+    <w:p>
+      <w:pPr>
+        <w:spacing w:line="336" w:lineRule="auto" w:after="180"/>
+      </w:pPr>
+      <w:r>
+        <w:rPr>
+          <w:b w:val="0"/>
+        </w:rPr>
+        <w:t xml:space="preserve">Keep code, </w:t>
+      </w:r>
+      <w:r>
+        <w:rPr>
+          <w:b/>
+        </w:rPr>
+        <w:t>prediction</w:t>
+      </w:r>
+      <w:r>
+        <w:rPr>
+          <w:b w:val="0"/>
+        </w:rPr>
+        <w:t>s, actual results and a reasoned revision together. On paper, label your result as a trace rather than an execution.</w:t>
       </w:r>
     </w:p>
     <w:p>
@@ -4519,8 +7403,682 @@
       </w:r>
     </w:p>
     <w:p>
-      <w:r>
-        <w:t>Use Download completed work in the hosted lesson to export your answers, reflections, practice feedback and code-run evidence. Open the HTML copy to read or print it. Drafts stay in this browser when storage is available; clear drafts on a shared device.</w:t>
+      <w:pPr>
+        <w:spacing w:line="336" w:lineRule="auto" w:after="180"/>
+      </w:pPr>
+      <w:r>
+        <w:rPr>
+          <w:b w:val="0"/>
+        </w:rPr>
+        <w:t xml:space="preserve">Use Download completed work in the hosted lesson to export your answers, reflections, practice feedback and code-run </w:t>
+      </w:r>
+      <w:r>
+        <w:rPr>
+          <w:b/>
+        </w:rPr>
+        <w:t>evidence</w:t>
+      </w:r>
+      <w:r>
+        <w:rPr>
+          <w:b w:val="0"/>
+        </w:rPr>
+        <w:t>. Open the HTML copy to read or print it.</w:t>
+      </w:r>
+    </w:p>
+    <w:p>
+      <w:pPr>
+        <w:spacing w:line="336" w:lineRule="auto" w:after="180"/>
+      </w:pPr>
+      <w:r>
+        <w:rPr>
+          <w:b w:val="0"/>
+        </w:rPr>
+        <w:t>Drafts stay in this browser when storage is available; clear drafts on a shared device.</w:t>
+      </w:r>
+    </w:p>
+    <w:p>
+      <w:pPr>
+        <w:pStyle w:val="Heading1"/>
+      </w:pPr>
+      <w:r>
+        <w:t>18. Visual concept journey</w:t>
+      </w:r>
+    </w:p>
+    <w:p>
+      <w:r>
+        <w:t>Explain each Training and Testing graphic using its labels, deciding evidence and relevant limitation.</w:t>
+      </w:r>
+    </w:p>
+    <w:p>
+      <w:pPr>
+        <w:pStyle w:val="Heading3"/>
+      </w:pPr>
+      <w:r>
+        <w:t>01. Training and Testing: the case</w:t>
+      </w:r>
+    </w:p>
+    <w:p>
+      <w:r>
+        <w:drawing>
+          <wp:inline xmlns:a="http://schemas.openxmlformats.org/drawingml/2006/main" xmlns:pic="http://schemas.openxmlformats.org/drawingml/2006/picture">
+            <wp:extent cx="5486400" cy="2834640"/>
+            <wp:docPr id="22" name="Picture 22" descr="A fictional catalogue model learns from scans of book covers and will face previously unseen books. Supplied facts: Book A has scans A1,A2; B has B1,B2; C has C1,C2; D has D1,D2. Proposed training A1,B1,C1; validation A2,D1; test B2,C2,D2."/>
+            <wp:cNvGraphicFramePr>
+              <a:graphicFrameLocks noChangeAspect="1"/>
+            </wp:cNvGraphicFramePr>
+            <a:graphic>
+              <a:graphicData uri="http://schemas.openxmlformats.org/drawingml/2006/picture">
+                <pic:pic>
+                  <pic:nvPicPr>
+                    <pic:cNvPr id="0" name="academy-story-ai-2-11-01.png"/>
+                    <pic:cNvPicPr/>
+                  </pic:nvPicPr>
+                  <pic:blipFill>
+                    <a:blip r:embed="rId29"/>
+                    <a:stretch>
+                      <a:fillRect/>
+                    </a:stretch>
+                  </pic:blipFill>
+                  <pic:spPr>
+                    <a:xfrm>
+                      <a:off x="0" y="0"/>
+                      <a:ext cx="5486400" cy="2834640"/>
+                    </a:xfrm>
+                    <a:prstGeom prst="rect"/>
+                  </pic:spPr>
+                </pic:pic>
+              </a:graphicData>
+            </a:graphic>
+          </wp:inline>
+        </w:drawing>
+      </w:r>
+    </w:p>
+    <w:p>
+      <w:pPr>
+        <w:spacing w:line="336" w:lineRule="auto" w:after="180"/>
+      </w:pPr>
+      <w:r>
+        <w:rPr>
+          <w:b w:val="0"/>
+        </w:rPr>
+        <w:t xml:space="preserve">A fictional catalogue model learns from scans of book covers and will face previously </w:t>
+      </w:r>
+      <w:r>
+        <w:rPr>
+          <w:b/>
+        </w:rPr>
+        <w:t>unseen</w:t>
+      </w:r>
+      <w:r>
+        <w:rPr>
+          <w:b w:val="0"/>
+        </w:rPr>
+        <w:t xml:space="preserve"> books. Supplied facts: Book A has scans A1,A2; B has B1,B2; C has C1,C2; D has D1,D2.</w:t>
+      </w:r>
+    </w:p>
+    <w:p>
+      <w:pPr>
+        <w:spacing w:line="336" w:lineRule="auto" w:after="180"/>
+      </w:pPr>
+      <w:r>
+        <w:rPr>
+          <w:b w:val="0"/>
+        </w:rPr>
+        <w:t xml:space="preserve">Proposed </w:t>
+      </w:r>
+      <w:r>
+        <w:rPr>
+          <w:b/>
+        </w:rPr>
+        <w:t>training</w:t>
+      </w:r>
+      <w:r>
+        <w:rPr>
+          <w:b w:val="0"/>
+        </w:rPr>
+        <w:t xml:space="preserve"> A1,B1,C1; validation A2,D1; test B2,C2,D2.</w:t>
+      </w:r>
+    </w:p>
+    <w:p>
+      <w:pPr>
+        <w:spacing w:line="336" w:lineRule="auto" w:after="180"/>
+        <w:shd w:fill="F5F1FB"/>
+      </w:pPr>
+      <w:r>
+        <w:rPr>
+          <w:b w:val="0"/>
+        </w:rPr>
+        <w:t>Point to the given fact that matters most. Explain why it matters.</w:t>
+      </w:r>
+    </w:p>
+    <w:p>
+      <w:pPr>
+        <w:pStyle w:val="Heading3"/>
+      </w:pPr>
+      <w:r>
+        <w:t>02. Follow the deciding steps</w:t>
+      </w:r>
+    </w:p>
+    <w:p>
+      <w:r>
+        <w:drawing>
+          <wp:inline xmlns:a="http://schemas.openxmlformats.org/drawingml/2006/main" xmlns:pic="http://schemas.openxmlformats.org/drawingml/2006/picture">
+            <wp:extent cx="5486400" cy="4160520"/>
+            <wp:docPr id="23" name="Picture 23" descr="Choose unit: The intended kind of new example being evaluated is a new book, not merely a new scan. → Find leakage: A crosses train/validation; B,C cross train/test; D crosses validation/test. → Group repair: Training all A,B scans; validation all C scans; test all D scans. → Freeze assignment: Keep every scan from one book in exactly one role before fitting."/>
+            <wp:cNvGraphicFramePr>
+              <a:graphicFrameLocks noChangeAspect="1"/>
+            </wp:cNvGraphicFramePr>
+            <a:graphic>
+              <a:graphicData uri="http://schemas.openxmlformats.org/drawingml/2006/picture">
+                <pic:pic>
+                  <pic:nvPicPr>
+                    <pic:cNvPr id="0" name="academy-story-ai-2-11-02.png"/>
+                    <pic:cNvPicPr/>
+                  </pic:nvPicPr>
+                  <pic:blipFill>
+                    <a:blip r:embed="rId30"/>
+                    <a:stretch>
+                      <a:fillRect/>
+                    </a:stretch>
+                  </pic:blipFill>
+                  <pic:spPr>
+                    <a:xfrm>
+                      <a:off x="0" y="0"/>
+                      <a:ext cx="5486400" cy="4160520"/>
+                    </a:xfrm>
+                    <a:prstGeom prst="rect"/>
+                  </pic:spPr>
+                </pic:pic>
+              </a:graphicData>
+            </a:graphic>
+          </wp:inline>
+        </w:drawing>
+      </w:r>
+    </w:p>
+    <w:p>
+      <w:pPr>
+        <w:spacing w:line="336" w:lineRule="auto" w:after="180"/>
+      </w:pPr>
+      <w:r>
+        <w:rPr>
+          <w:b w:val="0"/>
+        </w:rPr>
+        <w:t xml:space="preserve">Choose unit: The intended kind of new example being evaluated is a new book, not merely a new scan. → Find </w:t>
+      </w:r>
+      <w:r>
+        <w:rPr>
+          <w:b/>
+        </w:rPr>
+        <w:t>leakage</w:t>
+      </w:r>
+      <w:r>
+        <w:rPr>
+          <w:b w:val="0"/>
+        </w:rPr>
+        <w:t xml:space="preserve">: A crosses train/validation; B,C cross train/test; D crosses validation/test. → </w:t>
+      </w:r>
+      <w:r>
+        <w:rPr>
+          <w:b/>
+        </w:rPr>
+        <w:t>Group</w:t>
+      </w:r>
+      <w:r>
+        <w:rPr>
+          <w:b w:val="0"/>
+        </w:rPr>
+        <w:t xml:space="preserve"> repair: </w:t>
+      </w:r>
+      <w:r>
+        <w:rPr>
+          <w:b/>
+        </w:rPr>
+        <w:t>Training</w:t>
+      </w:r>
+      <w:r>
+        <w:rPr>
+          <w:b w:val="0"/>
+        </w:rPr>
+        <w:t xml:space="preserve"> all A,B scans; validation all C scans; test all D scans. → Freeze assignment: Keep every scan from one book in exactly one role before </w:t>
+      </w:r>
+      <w:r>
+        <w:rPr>
+          <w:b/>
+        </w:rPr>
+        <w:t>fitting</w:t>
+      </w:r>
+      <w:r>
+        <w:rPr>
+          <w:b w:val="0"/>
+        </w:rPr>
+        <w:t>.</w:t>
+      </w:r>
+    </w:p>
+    <w:p>
+      <w:pPr>
+        <w:spacing w:line="336" w:lineRule="auto" w:after="180"/>
+        <w:shd w:fill="F5F1FB"/>
+      </w:pPr>
+      <w:r>
+        <w:rPr>
+          <w:b w:val="0"/>
+        </w:rPr>
+        <w:t xml:space="preserve">Point to each numbered stage and explain which recorded </w:t>
+      </w:r>
+      <w:r>
+        <w:rPr>
+          <w:b/>
+        </w:rPr>
+        <w:t>input</w:t>
+      </w:r>
+      <w:r>
+        <w:rPr>
+          <w:b w:val="0"/>
+        </w:rPr>
+        <w:t xml:space="preserve"> it uses.</w:t>
+      </w:r>
+    </w:p>
+    <w:p>
+      <w:pPr>
+        <w:pStyle w:val="Heading3"/>
+      </w:pPr>
+      <w:r>
+        <w:t>03. Keep each trip in one role</w:t>
+      </w:r>
+    </w:p>
+    <w:p>
+      <w:r>
+        <w:drawing>
+          <wp:inline xmlns:a="http://schemas.openxmlformats.org/drawingml/2006/main" xmlns:pic="http://schemas.openxmlformats.org/drawingml/2006/picture">
+            <wp:extent cx="5486400" cy="2834640"/>
+            <wp:docPr id="24" name="Picture 24" descr="Keep each trip in one role. A B C with all frames | Training | Fit from examples. D with all frames | Validation | Compare choices. E F with all frames | Test | Final check after choices"/>
+            <wp:cNvGraphicFramePr>
+              <a:graphicFrameLocks noChangeAspect="1"/>
+            </wp:cNvGraphicFramePr>
+            <a:graphic>
+              <a:graphicData uri="http://schemas.openxmlformats.org/drawingml/2006/picture">
+                <pic:pic>
+                  <pic:nvPicPr>
+                    <pic:cNvPr id="0" name="academy-story-ai-2-11-03.png"/>
+                    <pic:cNvPicPr/>
+                  </pic:nvPicPr>
+                  <pic:blipFill>
+                    <a:blip r:embed="rId31"/>
+                    <a:stretch>
+                      <a:fillRect/>
+                    </a:stretch>
+                  </pic:blipFill>
+                  <pic:spPr>
+                    <a:xfrm>
+                      <a:off x="0" y="0"/>
+                      <a:ext cx="5486400" cy="2834640"/>
+                    </a:xfrm>
+                    <a:prstGeom prst="rect"/>
+                  </pic:spPr>
+                </pic:pic>
+              </a:graphicData>
+            </a:graphic>
+          </wp:inline>
+        </w:drawing>
+      </w:r>
+    </w:p>
+    <w:p>
+      <w:pPr>
+        <w:spacing w:line="336" w:lineRule="auto" w:after="180"/>
+      </w:pPr>
+      <w:r>
+        <w:rPr>
+          <w:b w:val="0"/>
+        </w:rPr>
+        <w:t xml:space="preserve">Keep each trip in one role. A B C with all frames | </w:t>
+      </w:r>
+      <w:r>
+        <w:rPr>
+          <w:b/>
+        </w:rPr>
+        <w:t>Training</w:t>
+      </w:r>
+      <w:r>
+        <w:rPr>
+          <w:b w:val="0"/>
+        </w:rPr>
+        <w:t xml:space="preserve"> | Fit from examples. D with all frames | Validation | Compare choices. E F with all frames | Test | Final check after choices</w:t>
+      </w:r>
+    </w:p>
+    <w:p>
+      <w:pPr>
+        <w:spacing w:line="336" w:lineRule="auto" w:after="180"/>
+        <w:shd w:fill="F5F1FB"/>
+      </w:pPr>
+      <w:r>
+        <w:rPr>
+          <w:b w:val="0"/>
+        </w:rPr>
+        <w:t>Read the labels and values. Explain the relationship the model shows.</w:t>
+      </w:r>
+    </w:p>
+    <w:p>
+      <w:pPr>
+        <w:pStyle w:val="Heading3"/>
+      </w:pPr>
+      <w:r>
+        <w:t>04. Change one thing. Trace what follows.</w:t>
+      </w:r>
+    </w:p>
+    <w:p>
+      <w:r>
+        <w:drawing>
+          <wp:inline xmlns:a="http://schemas.openxmlformats.org/drawingml/2006/main" xmlns:pic="http://schemas.openxmlformats.org/drawingml/2006/picture">
+            <wp:extent cx="5486400" cy="3026664"/>
+            <wp:docPr id="25" name="Picture 25" descr="Original case: Keep every scan from one book in exactly one role before fitting. Changed condition: Give A2 a new filename without changing the book it depicts. Expected result: Its group is still A; the original related examples still cross the split. Reason: Renaming a row does not remove the relationship between scans."/>
+            <wp:cNvGraphicFramePr>
+              <a:graphicFrameLocks noChangeAspect="1"/>
+            </wp:cNvGraphicFramePr>
+            <a:graphic>
+              <a:graphicData uri="http://schemas.openxmlformats.org/drawingml/2006/picture">
+                <pic:pic>
+                  <pic:nvPicPr>
+                    <pic:cNvPr id="0" name="academy-story-ai-2-11-04.png"/>
+                    <pic:cNvPicPr/>
+                  </pic:nvPicPr>
+                  <pic:blipFill>
+                    <a:blip r:embed="rId32"/>
+                    <a:stretch>
+                      <a:fillRect/>
+                    </a:stretch>
+                  </pic:blipFill>
+                  <pic:spPr>
+                    <a:xfrm>
+                      <a:off x="0" y="0"/>
+                      <a:ext cx="5486400" cy="3026664"/>
+                    </a:xfrm>
+                    <a:prstGeom prst="rect"/>
+                  </pic:spPr>
+                </pic:pic>
+              </a:graphicData>
+            </a:graphic>
+          </wp:inline>
+        </w:drawing>
+      </w:r>
+    </w:p>
+    <w:p>
+      <w:pPr>
+        <w:spacing w:line="336" w:lineRule="auto" w:after="180"/>
+      </w:pPr>
+      <w:r>
+        <w:rPr>
+          <w:b w:val="0"/>
+        </w:rPr>
+        <w:t xml:space="preserve">Original case: Keep every scan from one book in exactly one role before </w:t>
+      </w:r>
+      <w:r>
+        <w:rPr>
+          <w:b/>
+        </w:rPr>
+        <w:t>fitting</w:t>
+      </w:r>
+      <w:r>
+        <w:rPr>
+          <w:b w:val="0"/>
+        </w:rPr>
+        <w:t>. Changed condition: Give A2 a new filename without changing the book it depicts.</w:t>
+      </w:r>
+    </w:p>
+    <w:p>
+      <w:pPr>
+        <w:spacing w:line="336" w:lineRule="auto" w:after="180"/>
+      </w:pPr>
+      <w:r>
+        <w:rPr>
+          <w:b w:val="0"/>
+        </w:rPr>
+        <w:t xml:space="preserve">Expected result: Its </w:t>
+      </w:r>
+      <w:r>
+        <w:rPr>
+          <w:b/>
+        </w:rPr>
+        <w:t>group</w:t>
+      </w:r>
+      <w:r>
+        <w:rPr>
+          <w:b w:val="0"/>
+        </w:rPr>
+        <w:t xml:space="preserve"> is still A; the original related examples still cross the split. Reason: Renaming a row does not remove the relationship between scans.</w:t>
+      </w:r>
+    </w:p>
+    <w:p>
+      <w:pPr>
+        <w:spacing w:line="336" w:lineRule="auto" w:after="180"/>
+        <w:shd w:fill="F5F1FB"/>
+      </w:pPr>
+      <w:r>
+        <w:rPr>
+          <w:b w:val="0"/>
+        </w:rPr>
+        <w:t>Predict before checking the worked changed-case result. Name what changed and what the supplied facts allow you to conclude.</w:t>
+      </w:r>
+    </w:p>
+    <w:p>
+      <w:pPr>
+        <w:pStyle w:val="Heading3"/>
+      </w:pPr>
+      <w:r>
+        <w:t>05. Connect the explanation to its limit</w:t>
+      </w:r>
+    </w:p>
+    <w:p>
+      <w:r>
+        <w:drawing>
+          <wp:inline xmlns:a="http://schemas.openxmlformats.org/drawingml/2006/main" xmlns:pic="http://schemas.openxmlformats.org/drawingml/2006/picture">
+            <wp:extent cx="5486400" cy="2834640"/>
+            <wp:docPr id="26" name="Picture 26" descr="Different scan IDs do not make examples independent books. A model may recognise repeated cover details from another view. Grouping by book matches the intended claim about new books and makes the split inspectable. The repaired split has four training, two validation and two test scans, but only two, one and one books respectively. Limit: One validation book and one test book provide very limited diversity even though no groups overlap."/>
+            <wp:cNvGraphicFramePr>
+              <a:graphicFrameLocks noChangeAspect="1"/>
+            </wp:cNvGraphicFramePr>
+            <a:graphic>
+              <a:graphicData uri="http://schemas.openxmlformats.org/drawingml/2006/picture">
+                <pic:pic>
+                  <pic:nvPicPr>
+                    <pic:cNvPr id="0" name="academy-story-ai-2-11-05.png"/>
+                    <pic:cNvPicPr/>
+                  </pic:nvPicPr>
+                  <pic:blipFill>
+                    <a:blip r:embed="rId33"/>
+                    <a:stretch>
+                      <a:fillRect/>
+                    </a:stretch>
+                  </pic:blipFill>
+                  <pic:spPr>
+                    <a:xfrm>
+                      <a:off x="0" y="0"/>
+                      <a:ext cx="5486400" cy="2834640"/>
+                    </a:xfrm>
+                    <a:prstGeom prst="rect"/>
+                  </pic:spPr>
+                </pic:pic>
+              </a:graphicData>
+            </a:graphic>
+          </wp:inline>
+        </w:drawing>
+      </w:r>
+    </w:p>
+    <w:p>
+      <w:pPr>
+        <w:spacing w:line="336" w:lineRule="auto" w:after="180"/>
+      </w:pPr>
+      <w:r>
+        <w:rPr>
+          <w:b w:val="0"/>
+        </w:rPr>
+        <w:t xml:space="preserve">Different scan IDs do not make examples independent books. A model may recognise repeated cover details from another view. </w:t>
+      </w:r>
+      <w:r>
+        <w:rPr>
+          <w:b/>
+        </w:rPr>
+        <w:t>Group</w:t>
+      </w:r>
+      <w:r>
+        <w:rPr>
+          <w:b w:val="0"/>
+        </w:rPr>
+        <w:t>ing by book matches the intended claim about new books and makes the split inspectable.</w:t>
+      </w:r>
+    </w:p>
+    <w:p>
+      <w:pPr>
+        <w:spacing w:line="336" w:lineRule="auto" w:after="180"/>
+      </w:pPr>
+      <w:r>
+        <w:rPr>
+          <w:b w:val="0"/>
+        </w:rPr>
+        <w:t xml:space="preserve">The repaired split has four </w:t>
+      </w:r>
+      <w:r>
+        <w:rPr>
+          <w:b/>
+        </w:rPr>
+        <w:t>training</w:t>
+      </w:r>
+      <w:r>
+        <w:rPr>
+          <w:b w:val="0"/>
+        </w:rPr>
+        <w:t xml:space="preserve">, two validation and two test scans, but only two, one and one books respectively. Limit: One validation book and one test book provide very limited diversity even though no </w:t>
+      </w:r>
+      <w:r>
+        <w:rPr>
+          <w:b/>
+        </w:rPr>
+        <w:t>group</w:t>
+      </w:r>
+      <w:r>
+        <w:rPr>
+          <w:b w:val="0"/>
+        </w:rPr>
+        <w:t>s overlap.</w:t>
+      </w:r>
+    </w:p>
+    <w:p>
+      <w:pPr>
+        <w:spacing w:line="336" w:lineRule="auto" w:after="180"/>
+        <w:shd w:fill="F5F1FB"/>
+      </w:pPr>
+      <w:r>
+        <w:rPr>
+          <w:b w:val="0"/>
+        </w:rPr>
+        <w:t>Explain the case, then point to a limit on the claim.</w:t>
+      </w:r>
+    </w:p>
+    <w:p>
+      <w:pPr>
+        <w:pStyle w:val="Heading3"/>
+      </w:pPr>
+      <w:r>
+        <w:t>06. Make the idea visible in your project</w:t>
+      </w:r>
+    </w:p>
+    <w:p>
+      <w:r>
+        <w:drawing>
+          <wp:inline xmlns:a="http://schemas.openxmlformats.org/drawingml/2006/main" xmlns:pic="http://schemas.openxmlformats.org/drawingml/2006/picture">
+            <wp:extent cx="5486400" cy="3380232"/>
+            <wp:docPr id="27" name="Picture 27" descr="Group the recommender’s related reviews, editions or repeated-user examples according to its intended evaluation claim. Draw your input, deciding step, result and limit. Supported question: How many distinct books are in each repaired role, and why report that as well as scan counts?"/>
+            <wp:cNvGraphicFramePr>
+              <a:graphicFrameLocks noChangeAspect="1"/>
+            </wp:cNvGraphicFramePr>
+            <a:graphic>
+              <a:graphicData uri="http://schemas.openxmlformats.org/drawingml/2006/picture">
+                <pic:pic>
+                  <pic:nvPicPr>
+                    <pic:cNvPr id="0" name="academy-story-ai-2-11-06.png"/>
+                    <pic:cNvPicPr/>
+                  </pic:nvPicPr>
+                  <pic:blipFill>
+                    <a:blip r:embed="rId34"/>
+                    <a:stretch>
+                      <a:fillRect/>
+                    </a:stretch>
+                  </pic:blipFill>
+                  <pic:spPr>
+                    <a:xfrm>
+                      <a:off x="0" y="0"/>
+                      <a:ext cx="5486400" cy="3380232"/>
+                    </a:xfrm>
+                    <a:prstGeom prst="rect"/>
+                  </pic:spPr>
+                </pic:pic>
+              </a:graphicData>
+            </a:graphic>
+          </wp:inline>
+        </w:drawing>
+      </w:r>
+    </w:p>
+    <w:p>
+      <w:pPr>
+        <w:spacing w:line="336" w:lineRule="auto" w:after="180"/>
+      </w:pPr>
+      <w:r>
+        <w:rPr>
+          <w:b/>
+        </w:rPr>
+        <w:t>Group</w:t>
+      </w:r>
+      <w:r>
+        <w:rPr>
+          <w:b w:val="0"/>
+        </w:rPr>
+        <w:t xml:space="preserve"> the recommender’s related reviews, editions or repeated-user examples according to its intended evaluation claim. Draw your </w:t>
+      </w:r>
+      <w:r>
+        <w:rPr>
+          <w:b/>
+        </w:rPr>
+        <w:t>input</w:t>
+      </w:r>
+      <w:r>
+        <w:rPr>
+          <w:b w:val="0"/>
+        </w:rPr>
+        <w:t>, deciding step, result and limit.</w:t>
+      </w:r>
+    </w:p>
+    <w:p>
+      <w:pPr>
+        <w:spacing w:line="336" w:lineRule="auto" w:after="180"/>
+      </w:pPr>
+      <w:r>
+        <w:rPr>
+          <w:b w:val="0"/>
+        </w:rPr>
+        <w:t>Supported question: How many distinct books are in each repaired role, and why report that as well as scan counts?</w:t>
+      </w:r>
+    </w:p>
+    <w:p>
+      <w:pPr>
+        <w:spacing w:line="336" w:lineRule="auto" w:after="180"/>
+        <w:shd w:fill="F5F1FB"/>
+      </w:pPr>
+      <w:r>
+        <w:rPr>
+          <w:b w:val="0"/>
+        </w:rPr>
+        <w:t xml:space="preserve">Draw your project trace and justify the deciding step using </w:t>
+      </w:r>
+      <w:r>
+        <w:rPr>
+          <w:b/>
+        </w:rPr>
+        <w:t>evidence</w:t>
+      </w:r>
+      <w:r>
+        <w:rPr>
+          <w:b w:val="0"/>
+        </w:rPr>
+        <w:t>.</w:t>
       </w:r>
     </w:p>
     <w:sectPr>
